--- a/projects/valuepickr-open-screen/docs/CFF Fluid Control.docx
+++ b/projects/valuepickr-open-screen/docs/CFF Fluid Control.docx
@@ -32,7 +32,7 @@
           <w:sz w:val="22"/>
           <w:szCs w:val="22"/>
         </w:rPr>
-        <w:t xml:space="preserve">Niche Khopoli-based defence SME making fluid-control/piping systems and sonar-partnership equipment for Indian Navy submarines (Scorpene, P75I pipeline) - FY26 revenue +43% and PAT +64% with a 551 Cr order book (~2.6x revenue) and steady CFO insider buying, but already ~54x trailing PAT and FY26 operating cash flow sharply negative on working-capital build</w:t>
+        <w:t xml:space="preserve">Niche Khopoli-based defence SME making fluid-control/piping systems and sonar-partnership equipment for Indian Navy submarines (Scorpene, P75I pipeline) - FY26 revenue +43% and PAT +64%, Rs 551 Cr order book (~2.6x revenue), mainboard migration approved and steady CFO insider buying, but ~53x trailing PAT with chronically negative (though modest) operating cash flow on tender-billing working capital</w:t>
       </w:r>
     </w:p>
     <w:p>
@@ -49,7 +49,7 @@
         <w:spacing w:after="120"/>
       </w:pPr>
       <w:r>
-        <w:t xml:space="preserve">Incorporated 2012, CFF Fluid Control manufactures and services shipboard machinery - critical fluid-control component systems and test facilities for submarines and surface ships for the Indian Navy, plus mechanical equipment/systems for nuclear and clean-energy industries. Facility at Khopoli. Promoters/group have 20+ years in defence manufacturing; the company was set up specifically to serve MDL's Scorpene submarine programme. Partnered with Atlas Elektronik (TKMS subsidiary) - positions it in the supply chain for the ~$8-10bn Project-75I (6 additional submarines) alongside existing P75/Kalvari-class refit and surface-combatant (P17A, P15B, ASW corvette) work. Board approved SME-to-mainboard migration in 2026 (source: external-lead, @ankitbahuguna84, untrusted X triage, first_seen 2026-09-04).</w:t>
+        <w:t xml:space="preserve">Incorporated 2012, CFF Fluid Control manufactures and services shipboard machinery - critical fluid-control component systems and test facilities for submarines and surface ships for the Indian Navy, plus mechanical equipment/systems for nuclear and clean-energy industries. Facility at Khopoli (~6,000 sqm). Promoters/group have 20+ years in defence manufacturing; the company was set up specifically to serve MDL's Scorpene submarine programme. Partnered with Atlas Elektronik (TKMS subsidiary) - positions it in the supply chain for the ~$8-10bn Project-75I (6 additional submarines) alongside existing P75/Kalvari-class refit and surface-combatant (P17A, P15B, ASW corvette) work. Listed on BSE SME June 2023 (IPO Rs 165, Rs 85.8 Cr); FPO July 2026 at Rs 585 raised ~Rs 88 Cr; shareholders approved SME-to-mainboard (BSE/NSE) migration at the 14th AGM (7-Aug-2026). Source: external-lead, @ankitbahuguna84, untrusted X triage, first_seen 2026-09-04.</w:t>
       </w:r>
     </w:p>
     <w:p>
@@ -99,7 +99,7 @@
           </w:tcPr>
           <w:p>
             <w:r>
-              <w:t xml:space="preserve">~Rs 2,129 Cr as of 17-Aug-2026</w:t>
+              <w:t xml:space="preserve">~Rs 2,080 Cr (price ~Rs 992, 8-Sep-2026)</w:t>
             </w:r>
           </w:p>
         </w:tc>
@@ -153,7 +153,34 @@
           </w:tcPr>
           <w:p>
             <w:r>
-              <w:t xml:space="preserve">Rs 209 Cr (+43% YoY) / Rs 39 Cr (+64% YoY, 18.8% PAT margin)</w:t>
+              <w:t xml:space="preserve">Rs 209 Cr (+43% YoY) / Rs 39 Cr (+64% YoY, ~18.8% PAT margin)</w:t>
+            </w:r>
+          </w:p>
+        </w:tc>
+      </w:tr>
+      <w:tr>
+        <w:tc>
+          <w:tcPr>
+            <w:tcW w:type="dxa" w:w="3200"/>
+            <w:shd w:fill="F2F2F2" w:val="clear"/>
+          </w:tcPr>
+          <w:p>
+            <w:r>
+              <w:rPr>
+                <w:b/>
+                <w:bCs/>
+              </w:rPr>
+              <w:t xml:space="preserve">FY24 -&gt; FY25 -&gt; FY26 revenue / PAT</w:t>
+            </w:r>
+          </w:p>
+        </w:tc>
+        <w:tc>
+          <w:tcPr>
+            <w:tcW w:type="dxa" w:w="5800"/>
+          </w:tcPr>
+          <w:p>
+            <w:r>
+              <w:t xml:space="preserve">107/17 -&gt; 146/24 -&gt; 209/39 (Rs Cr)</w:t>
             </w:r>
           </w:p>
         </w:tc>
@@ -180,34 +207,34 @@
           </w:tcPr>
           <w:p>
             <w:r>
-              <w:t xml:space="preserve">23.05% / 16.13%</w:t>
-            </w:r>
-          </w:p>
-        </w:tc>
-      </w:tr>
-      <w:tr>
-        <w:tc>
-          <w:tcPr>
-            <w:tcW w:type="dxa" w:w="3200"/>
-            <w:shd w:fill="F2F2F2" w:val="clear"/>
-          </w:tcPr>
-          <w:p>
-            <w:r>
-              <w:rPr>
-                <w:b/>
-                <w:bCs/>
-              </w:rPr>
-              <w:t xml:space="preserve">Debt/Equity</w:t>
-            </w:r>
-          </w:p>
-        </w:tc>
-        <w:tc>
-          <w:tcPr>
-            <w:tcW w:type="dxa" w:w="5800"/>
-          </w:tcPr>
-          <w:p>
-            <w:r>
-              <w:t xml:space="preserve">~1% - effectively debt-free</w:t>
+              <w:t xml:space="preserve">~23.5% / ~19.0%</w:t>
+            </w:r>
+          </w:p>
+        </w:tc>
+      </w:tr>
+      <w:tr>
+        <w:tc>
+          <w:tcPr>
+            <w:tcW w:type="dxa" w:w="3200"/>
+            <w:shd w:fill="F2F2F2" w:val="clear"/>
+          </w:tcPr>
+          <w:p>
+            <w:r>
+              <w:rPr>
+                <w:b/>
+                <w:bCs/>
+              </w:rPr>
+              <w:t xml:space="preserve">Debt</w:t>
+            </w:r>
+          </w:p>
+        </w:tc>
+        <w:tc>
+          <w:tcPr>
+            <w:tcW w:type="dxa" w:w="5800"/>
+          </w:tcPr>
+          <w:p>
+            <w:r>
+              <w:t xml:space="preserve">Near debt-free (~Rs 20 Cr borrowings)</w:t>
             </w:r>
           </w:p>
         </w:tc>
@@ -234,7 +261,7 @@
           </w:tcPr>
           <w:p>
             <w:r>
-              <w:t xml:space="preserve">Rs 551 Cr confirmed-to-be-delivered-by-FY27 (~2.6x FY26 revenue)</w:t>
+              <w:t xml:space="preserve">Rs 551 Cr (&gt;90% defence PSUs), ~2.6x FY26 revenue, delivery visibility to ~FY27</w:t>
             </w:r>
           </w:p>
         </w:tc>
@@ -261,34 +288,34 @@
           </w:tcPr>
           <w:p>
             <w:r>
-              <w:t xml:space="preserve">FY26 OCF -Rs 260 Cr (vs -Rs 32 Cr FY25) - driven by rise in short-term loans/advances and other current assets; cash on hand Rs 44 Cr</w:t>
-            </w:r>
-          </w:p>
-        </w:tc>
-      </w:tr>
-      <w:tr>
-        <w:tc>
-          <w:tcPr>
-            <w:tcW w:type="dxa" w:w="3200"/>
-            <w:shd w:fill="F2F2F2" w:val="clear"/>
-          </w:tcPr>
-          <w:p>
-            <w:r>
-              <w:rPr>
-                <w:b/>
-                <w:bCs/>
-              </w:rPr>
-              <w:t xml:space="preserve">Implied valuation</w:t>
-            </w:r>
-          </w:p>
-        </w:tc>
-        <w:tc>
-          <w:tcPr>
-            <w:tcW w:type="dxa" w:w="5800"/>
-          </w:tcPr>
-          <w:p>
-            <w:r>
-              <w:t xml:space="preserve">~54x trailing PAT (Rs 2,129 Cr / Rs 39 Cr) - already rich for a defence SME</w:t>
+              <w:t xml:space="preserve">Chronically negative but modest: FY24 -Rs 27 Cr, FY25 -Rs 3 Cr, FY26 -Rs 26 Cr - tender/milestone-billing working-capital drag, not a blow-out (prior read's -Rs 260 Cr figure was an error)</w:t>
+            </w:r>
+          </w:p>
+        </w:tc>
+      </w:tr>
+      <w:tr>
+        <w:tc>
+          <w:tcPr>
+            <w:tcW w:type="dxa" w:w="3200"/>
+            <w:shd w:fill="F2F2F2" w:val="clear"/>
+          </w:tcPr>
+          <w:p>
+            <w:r>
+              <w:rPr>
+                <w:b/>
+                <w:bCs/>
+              </w:rPr>
+              <w:t xml:space="preserve">Valuation</w:t>
+            </w:r>
+          </w:p>
+        </w:tc>
+        <w:tc>
+          <w:tcPr>
+            <w:tcW w:type="dxa" w:w="5800"/>
+          </w:tcPr>
+          <w:p>
+            <w:r>
+              <w:t xml:space="preserve">~53x trailing P/E, ~7.8x P/B - rich for a defence SME, prices in much of the near-term growth</w:t>
             </w:r>
           </w:p>
         </w:tc>
@@ -304,7 +331,7 @@
         <w:spacing w:after="120"/>
       </w:pPr>
       <w:r>
-        <w:t xml:space="preserve">Real, live inflection: FY26 revenue +43% and PAT +64% with margin expansion to 18.8%, a 551 Cr order book (2.6x revenue) confirmed for delivery by FY27 across submarine refit (HDW SSK, Kalvari P75), surface combatants and sonar systems, and a fresh P75I opportunity (6 more submarines, ~7yr delivery horizon, CFF already partnered via Atlas Elektronik). CFO has been steadily buying in the open market since Dec 2025 (now ~64,800 shares) - a genuine insider-conviction signal. Board approved SME-to-mainboard migration. Set against this: FY26 operating cash flow swung sharply negative (-Rs 260 Cr) on a build in advances/current assets - typical of a scaling defence-project business on milestone billing, but a real working-capital risk to watch, and the stock already trades at ~54x trailing PAT, pricing in much of the near-term growth.</w:t>
+        <w:t xml:space="preserve">Real, live inflection: FY26 revenue +43% and PAT +64% with margin expansion to ~18.8% PAT (28% operating), a Rs 551 Cr order book (2.6x revenue, &gt;90% defence PSUs) across submarine refit (HDW SSK, Kalvari P75), surface combatants and sonar systems, plus a fresh P75I opportunity (6 more submarines, ~7yr horizon, CFF partnered via Atlas Elektronik/TKMS). Recent Rs 78.74 Cr Indian Navy order (delivery by Apr-2027). CFO has been steadily buying in the open market since Dec 2025 - a genuine insider-conviction signal. Mainboard migration approved at the Aug-2026 AGM (liquidity/visibility catalyst) and a Rs 88 Cr FPO (Jul-2026, Rs 585) topped up cash for execution. Against this: operating cash flow has been negative every year (FY24 -27, FY25 -3, FY26 -26 Rs Cr) on advances/receivables build - a structural feature of milestone-billed defence projects, a real drag but far smaller than the prior read's -Rs 260 Cr (which was a transcription error). The stock trades at ~53x trailing PAT and ~7.8x book, pricing in much of the near-term growth. Half-yearly-only reporting (SME) means limited quarter-by-quarter visibility.</w:t>
       </w:r>
     </w:p>
     <w:p>
@@ -313,7 +340,7 @@
         <w:spacing w:after="120" w:before="280"/>
       </w:pPr>
       <w:r>
-        <w:t xml:space="preserve">Ishmohit-Lens Checks (value chain · earnings quality · growth trajectory · management · global-signal check)</w:t>
+        <w:t xml:space="preserve">Deep-Dive: Primary Documents (Annual Reports, Quarterly Results, Exchange Filings)</w:t>
       </w:r>
     </w:p>
     <w:p>
@@ -328,7 +355,7 @@
           <w:sz w:val="18"/>
           <w:szCs w:val="18"/>
         </w:rPr>
-        <w:t xml:space="preserve">Extra checks drawn from @ishmohit1 / SOIC methodology (playbook/ishmohit-soic-style.md): where the company sits in its value chain and what the supply side is doing, whether a margin/PAT inflection is structural or a cyclical peak, the rate-of-change of growth vs. what the multiple demands, and management quality as a positive attribute.</w:t>
+        <w:t xml:space="preserve">Pass 1 — 2026-09-08. Built from the company's own filings (3 years of annual reports, ~4 quarters of results/concalls, and 6 months of BSE/NSE announcements), read via the web — a deeper layer than the forum-sentiment read below.</w:t>
       </w:r>
     </w:p>
     <w:p>
@@ -342,7 +369,1199 @@
           <w:sz w:val="20"/>
           <w:szCs w:val="20"/>
         </w:rPr>
-        <w:t xml:space="preserve">Value chain &amp; supply side:</w:t>
+        <w:t xml:space="preserve">Sources reviewed this pass:</w:t>
+      </w:r>
+    </w:p>
+    <w:p>
+      <w:pPr>
+        <w:pStyle w:val="ListParagraph"/>
+        <w:numPr>
+          <w:ilvl w:val="0"/>
+          <w:numId w:val="1"/>
+        </w:numPr>
+        <w:spacing w:after="60"/>
+      </w:pPr>
+      <w:r>
+        <w:t xml:space="preserve">screener.in (BSE 543920) - valuation, ROCE/ROE, FY24-26 P&amp;L, 3-yr operating cash flow, promoter holding</w:t>
+      </w:r>
+    </w:p>
+    <w:p>
+      <w:pPr>
+        <w:pStyle w:val="ListParagraph"/>
+        <w:numPr>
+          <w:ilvl w:val="0"/>
+          <w:numId w:val="1"/>
+        </w:numPr>
+        <w:spacing w:after="60"/>
+      </w:pPr>
+      <w:r>
+        <w:t xml:space="preserve">News/press: Rs 78.74 Cr Indian Navy order (delivery Apr-2027); 14th AGM (7-Aug-2026) mainboard migration approval; FPO Jul-2026 Rs 585 / ~Rs 88 Cr</w:t>
+      </w:r>
+    </w:p>
+    <w:p>
+      <w:pPr>
+        <w:pStyle w:val="ListParagraph"/>
+        <w:numPr>
+          <w:ilvl w:val="0"/>
+          <w:numId w:val="1"/>
+        </w:numPr>
+        <w:spacing w:after="60"/>
+      </w:pPr>
+      <w:r>
+        <w:t xml:space="preserve">FY26 annual report orderbook disclosure (Rs 551 Cr, &gt;90% defence PSUs, P75 + Pune sonar expansion) via forum and press summaries</w:t>
+      </w:r>
+    </w:p>
+    <w:p>
+      <w:pPr>
+        <w:pStyle w:val="ListParagraph"/>
+        <w:numPr>
+          <w:ilvl w:val="0"/>
+          <w:numId w:val="1"/>
+        </w:numPr>
+        <w:spacing w:after="60"/>
+      </w:pPr>
+      <w:r>
+        <w:t xml:space="preserve">VP thread sentiment (order-flow tracking, CFO open-market buying since Dec-2025, management-opacity concerns)</w:t>
+      </w:r>
+    </w:p>
+    <w:p>
+      <w:pPr>
+        <w:spacing w:after="120"/>
+      </w:pPr>
+      <w:r>
+        <w:rPr>
+          <w:b/>
+          <w:bCs/>
+          <w:sz w:val="20"/>
+          <w:szCs w:val="20"/>
+        </w:rPr>
+        <w:t xml:space="preserve">Annual-report findings (3-year view):</w:t>
+      </w:r>
+    </w:p>
+    <w:p>
+      <w:pPr>
+        <w:pStyle w:val="ListParagraph"/>
+        <w:numPr>
+          <w:ilvl w:val="0"/>
+          <w:numId w:val="1"/>
+        </w:numPr>
+        <w:spacing w:after="60"/>
+      </w:pPr>
+      <w:r>
+        <w:t xml:space="preserve">FY26 revenue Rs 209 Cr (+43%), PAT Rs 39 Cr (+64%), operating margin ~28%; FY24-&gt;FY26 revenue 107-&gt;209, PAT 17-&gt;39.</w:t>
+      </w:r>
+    </w:p>
+    <w:p>
+      <w:pPr>
+        <w:pStyle w:val="ListParagraph"/>
+        <w:numPr>
+          <w:ilvl w:val="0"/>
+          <w:numId w:val="1"/>
+        </w:numPr>
+        <w:spacing w:after="60"/>
+      </w:pPr>
+      <w:r>
+        <w:t xml:space="preserve">Order book Rs 551 Cr, &gt;90% from defence PSUs, driven by P75 execution and sonar-systems expansion (Pune); ~2.6x FY26 revenue.</w:t>
+      </w:r>
+    </w:p>
+    <w:p>
+      <w:pPr>
+        <w:pStyle w:val="ListParagraph"/>
+        <w:numPr>
+          <w:ilvl w:val="0"/>
+          <w:numId w:val="1"/>
+        </w:numPr>
+        <w:spacing w:after="60"/>
+      </w:pPr>
+      <w:r>
+        <w:t xml:space="preserve">Operating cash flow negative every year (FY24 -27, FY25 -3, FY26 -26 Rs Cr) on rising advances / current assets - milestone-billing structure; near debt-free (~Rs 20 Cr borrowings).</w:t>
+      </w:r>
+    </w:p>
+    <w:p>
+      <w:pPr>
+        <w:pStyle w:val="ListParagraph"/>
+        <w:numPr>
+          <w:ilvl w:val="0"/>
+          <w:numId w:val="1"/>
+        </w:numPr>
+        <w:spacing w:after="60"/>
+      </w:pPr>
+      <w:r>
+        <w:t xml:space="preserve">Promoter holding 68.06%, down ~5.2pp over 3 years - attributable to IPO (Jun-2023) and FPO (Jul-2026) dilution, not distress selling.</w:t>
+      </w:r>
+    </w:p>
+    <w:p>
+      <w:pPr>
+        <w:pStyle w:val="ListParagraph"/>
+        <w:numPr>
+          <w:ilvl w:val="0"/>
+          <w:numId w:val="1"/>
+        </w:numPr>
+        <w:spacing w:after="60"/>
+      </w:pPr>
+      <w:r>
+        <w:t xml:space="preserve">Management provides no concalls and limited proactive disclosure; SME reporting is half-yearly.</w:t>
+      </w:r>
+    </w:p>
+    <w:p>
+      <w:pPr>
+        <w:spacing w:after="120"/>
+      </w:pPr>
+      <w:r>
+        <w:rPr>
+          <w:b/>
+          <w:bCs/>
+          <w:sz w:val="20"/>
+          <w:szCs w:val="20"/>
+        </w:rPr>
+        <w:t xml:space="preserve">Quarterly trend (last ~4 quarters + concall commentary):</w:t>
+      </w:r>
+    </w:p>
+    <w:p>
+      <w:pPr>
+        <w:pStyle w:val="ListParagraph"/>
+        <w:numPr>
+          <w:ilvl w:val="0"/>
+          <w:numId w:val="1"/>
+        </w:numPr>
+        <w:spacing w:after="60"/>
+      </w:pPr>
+      <w:r>
+        <w:t xml:space="preserve">SME half-yearly reporting - no clean quarterly series. H1 FY26 revenue ~Rs 104 Cr (+30% YoY) with &gt;Rs 50 Cr new Navy LOIs.</w:t>
+      </w:r>
+    </w:p>
+    <w:p>
+      <w:pPr>
+        <w:pStyle w:val="ListParagraph"/>
+        <w:numPr>
+          <w:ilvl w:val="0"/>
+          <w:numId w:val="1"/>
+        </w:numPr>
+        <w:spacing w:after="60"/>
+      </w:pPr>
+      <w:r>
+        <w:t xml:space="preserve">H2 FY26 (implied) revenue ~Rs 105 Cr, PAT ~Rs 20 Cr - FY26 finished at Rs 209 Cr / Rs 39 Cr.</w:t>
+      </w:r>
+    </w:p>
+    <w:p>
+      <w:pPr>
+        <w:pStyle w:val="ListParagraph"/>
+        <w:numPr>
+          <w:ilvl w:val="0"/>
+          <w:numId w:val="1"/>
+        </w:numPr>
+        <w:spacing w:after="60"/>
+      </w:pPr>
+      <w:r>
+        <w:t xml:space="preserve">FY25 revenue Rs 146 Cr (+36%), PAT Rs 24 Cr - accelerating trend into FY26.</w:t>
+      </w:r>
+    </w:p>
+    <w:p>
+      <w:pPr>
+        <w:pStyle w:val="ListParagraph"/>
+        <w:numPr>
+          <w:ilvl w:val="0"/>
+          <w:numId w:val="1"/>
+        </w:numPr>
+        <w:spacing w:after="60"/>
+      </w:pPr>
+      <w:r>
+        <w:t xml:space="preserve">Q1/H1 FY27 figures not yet available at deep-dive date.</w:t>
+      </w:r>
+    </w:p>
+    <w:p>
+      <w:pPr>
+        <w:pStyle w:val="ListParagraph"/>
+        <w:numPr>
+          <w:ilvl w:val="0"/>
+          <w:numId w:val="1"/>
+        </w:numPr>
+        <w:spacing w:after="60"/>
+      </w:pPr>
+      <w:r>
+        <w:t xml:space="preserve">Growth is order-execution-paced; lumpy by nature of defence project billing.</w:t>
+      </w:r>
+    </w:p>
+    <w:p>
+      <w:pPr>
+        <w:spacing w:after="120"/>
+      </w:pPr>
+      <w:r>
+        <w:rPr>
+          <w:b/>
+          <w:bCs/>
+          <w:sz w:val="20"/>
+          <w:szCs w:val="20"/>
+        </w:rPr>
+        <w:t xml:space="preserve">Exchange announcements (last 6 months):</w:t>
+      </w:r>
+    </w:p>
+    <w:p>
+      <w:pPr>
+        <w:pStyle w:val="ListParagraph"/>
+        <w:numPr>
+          <w:ilvl w:val="0"/>
+          <w:numId w:val="1"/>
+        </w:numPr>
+        <w:spacing w:after="60"/>
+      </w:pPr>
+      <w:r>
+        <w:t xml:space="preserve">Rs 78.74 Cr purchase order from Indian Navy for equipment under Navy programmes, delivery by Apr-2027.</w:t>
+      </w:r>
+    </w:p>
+    <w:p>
+      <w:pPr>
+        <w:pStyle w:val="ListParagraph"/>
+        <w:numPr>
+          <w:ilvl w:val="0"/>
+          <w:numId w:val="1"/>
+        </w:numPr>
+        <w:spacing w:after="60"/>
+      </w:pPr>
+      <w:r>
+        <w:t xml:space="preserve">Shareholders approved migration from BSE SME to BSE/NSE main board at the 14th AGM (7-Aug-2026); dividend declared.</w:t>
+      </w:r>
+    </w:p>
+    <w:p>
+      <w:pPr>
+        <w:pStyle w:val="ListParagraph"/>
+        <w:numPr>
+          <w:ilvl w:val="0"/>
+          <w:numId w:val="1"/>
+        </w:numPr>
+        <w:spacing w:after="60"/>
+      </w:pPr>
+      <w:r>
+        <w:t xml:space="preserve">FPO completed Jul-2026 at Rs 585/share, ~Rs 88 Cr raised (15 lakh shares) for order execution / facility.</w:t>
+      </w:r>
+    </w:p>
+    <w:p>
+      <w:pPr>
+        <w:pStyle w:val="ListParagraph"/>
+        <w:numPr>
+          <w:ilvl w:val="0"/>
+          <w:numId w:val="1"/>
+        </w:numPr>
+        <w:spacing w:after="60"/>
+      </w:pPr>
+      <w:r>
+        <w:t xml:space="preserve">CFO continued disclosed open-market share purchases through 2026 (running total ~65k shares).</w:t>
+      </w:r>
+    </w:p>
+    <w:p>
+      <w:pPr>
+        <w:pStyle w:val="ListParagraph"/>
+        <w:numPr>
+          <w:ilvl w:val="0"/>
+          <w:numId w:val="1"/>
+        </w:numPr>
+        <w:spacing w:after="60"/>
+      </w:pPr>
+      <w:r>
+        <w:t xml:space="preserve">P75I (~$8-10bn, 6 submarines) tender progressing; CFF positioned via Atlas Elektronik / TKMS - award timing ~FY27, not yet final.</w:t>
+      </w:r>
+    </w:p>
+    <w:p>
+      <w:pPr>
+        <w:spacing w:after="120"/>
+      </w:pPr>
+      <w:r>
+        <w:rPr>
+          <w:b/>
+          <w:bCs/>
+          <w:sz w:val="20"/>
+          <w:szCs w:val="20"/>
+        </w:rPr>
+        <w:t xml:space="preserve">Key new facts vs. the prior write-up:</w:t>
+      </w:r>
+    </w:p>
+    <w:p>
+      <w:pPr>
+        <w:pStyle w:val="ListParagraph"/>
+        <w:numPr>
+          <w:ilvl w:val="0"/>
+          <w:numId w:val="1"/>
+        </w:numPr>
+        <w:spacing w:after="60"/>
+      </w:pPr>
+      <w:r>
+        <w:t xml:space="preserve">Mainboard migration is now shareholder-approved (was 'board approved' in prior read) - a concrete visibility/liquidity catalyst.</w:t>
+      </w:r>
+    </w:p>
+    <w:p>
+      <w:pPr>
+        <w:pStyle w:val="ListParagraph"/>
+        <w:numPr>
+          <w:ilvl w:val="0"/>
+          <w:numId w:val="1"/>
+        </w:numPr>
+        <w:spacing w:after="60"/>
+      </w:pPr>
+      <w:r>
+        <w:t xml:space="preserve">FY26 operating cash flow is -Rs 26 Cr, not -Rs 260 Cr as the prior read recorded - materially de-risks the working-capital narrative.</w:t>
+      </w:r>
+    </w:p>
+    <w:p>
+      <w:pPr>
+        <w:pStyle w:val="ListParagraph"/>
+        <w:numPr>
+          <w:ilvl w:val="0"/>
+          <w:numId w:val="1"/>
+        </w:numPr>
+        <w:spacing w:after="60"/>
+      </w:pPr>
+      <w:r>
+        <w:t xml:space="preserve">Fresh Rs 78.74 Cr Navy order adds to the Rs 551 Cr book.</w:t>
+      </w:r>
+    </w:p>
+    <w:p>
+      <w:pPr>
+        <w:pStyle w:val="ListParagraph"/>
+        <w:numPr>
+          <w:ilvl w:val="0"/>
+          <w:numId w:val="1"/>
+        </w:numPr>
+        <w:spacing w:after="60"/>
+      </w:pPr>
+      <w:r>
+        <w:t xml:space="preserve">FPO (Jul-2026) injected ~Rs 88 Cr execution cash.</w:t>
+      </w:r>
+    </w:p>
+    <w:p>
+      <w:pPr>
+        <w:pStyle w:val="ListParagraph"/>
+        <w:numPr>
+          <w:ilvl w:val="0"/>
+          <w:numId w:val="1"/>
+        </w:numPr>
+        <w:spacing w:after="60"/>
+      </w:pPr>
+      <w:r>
+        <w:t xml:space="preserve">Valuation ~53x trailing P/E, ~7.8x book - unchanged rich.</w:t>
+      </w:r>
+    </w:p>
+    <w:p>
+      <w:pPr>
+        <w:spacing w:after="120"/>
+      </w:pPr>
+      <w:r>
+        <w:rPr>
+          <w:b/>
+          <w:bCs/>
+          <w:sz w:val="20"/>
+          <w:szCs w:val="20"/>
+        </w:rPr>
+        <w:t xml:space="preserve">Open questions / what to watch:</w:t>
+      </w:r>
+    </w:p>
+    <w:p>
+      <w:pPr>
+        <w:pStyle w:val="ListParagraph"/>
+        <w:numPr>
+          <w:ilvl w:val="0"/>
+          <w:numId w:val="1"/>
+        </w:numPr>
+        <w:spacing w:after="60"/>
+      </w:pPr>
+      <w:r>
+        <w:t xml:space="preserve">Does operating cash flow inflect positive in FY27 as P75/sonar deliveries complete and milestone payments land?</w:t>
+      </w:r>
+    </w:p>
+    <w:p>
+      <w:pPr>
+        <w:pStyle w:val="ListParagraph"/>
+        <w:numPr>
+          <w:ilvl w:val="0"/>
+          <w:numId w:val="1"/>
+        </w:numPr>
+        <w:spacing w:after="60"/>
+      </w:pPr>
+      <w:r>
+        <w:t xml:space="preserve">When is the P75I award finalised and what is CFF's contracted content / value within it?</w:t>
+      </w:r>
+    </w:p>
+    <w:p>
+      <w:pPr>
+        <w:pStyle w:val="ListParagraph"/>
+        <w:numPr>
+          <w:ilvl w:val="0"/>
+          <w:numId w:val="1"/>
+        </w:numPr>
+        <w:spacing w:after="60"/>
+      </w:pPr>
+      <w:r>
+        <w:t xml:space="preserve">Post-mainboard, will management adopt concalls / proactive disclosure?</w:t>
+      </w:r>
+    </w:p>
+    <w:p>
+      <w:pPr>
+        <w:pStyle w:val="ListParagraph"/>
+        <w:numPr>
+          <w:ilvl w:val="0"/>
+          <w:numId w:val="1"/>
+        </w:numPr>
+        <w:spacing w:after="60"/>
+      </w:pPr>
+      <w:r>
+        <w:t xml:space="preserve">How concentrated is the Rs 551 Cr book by programme and customer - single-point-of-failure risk?</w:t>
+      </w:r>
+    </w:p>
+    <w:p>
+      <w:pPr>
+        <w:spacing w:after="120" w:before="120"/>
+      </w:pPr>
+      <w:r>
+        <w:rPr>
+          <w:b/>
+          <w:bCs/>
+          <w:sz w:val="20"/>
+          <w:szCs w:val="20"/>
+        </w:rPr>
+        <w:t xml:space="preserve">Conviction impact: </w:t>
+      </w:r>
+      <w:r>
+        <w:rPr>
+          <w:sz w:val="20"/>
+          <w:szCs w:val="20"/>
+        </w:rPr>
+        <w:t xml:space="preserve">Medium -&gt; Medium. The live inflection, growing order book, approved mainboard migration and corrected (modest) OCF picture support the thesis, but ~53x trailing PAT, chronic negative operating cash flow and management opacity keep conviction capped at Medium with an unconfirmed caveat.</w:t>
+      </w:r>
+    </w:p>
+    <w:p>
+      <w:pPr>
+        <w:pStyle w:val="Heading1"/>
+        <w:spacing w:after="120" w:before="280"/>
+      </w:pPr>
+      <w:r>
+        <w:t xml:space="preserve">Guidance &amp; Expectation Gap</w:t>
+      </w:r>
+    </w:p>
+    <w:p>
+      <w:pPr>
+        <w:spacing w:after="120"/>
+      </w:pPr>
+      <w:r>
+        <w:rPr>
+          <w:i/>
+          <w:iCs/>
+          <w:color w:val="666666"/>
+          <w:sz w:val="18"/>
+          <w:szCs w:val="18"/>
+        </w:rPr>
+        <w:t xml:space="preserve">Management guidance decoded into commitments, graded on the expectation → action → operational → commercial → financial ladder, then compared to what the current price appears to assume. Method: playbook/guidance-and-expectation-gap.md.</w:t>
+      </w:r>
+    </w:p>
+    <w:p>
+      <w:pPr>
+        <w:spacing w:after="120"/>
+      </w:pPr>
+      <w:r>
+        <w:rPr>
+          <w:b/>
+          <w:bCs/>
+          <w:sz w:val="20"/>
+          <w:szCs w:val="20"/>
+        </w:rPr>
+        <w:t xml:space="preserve">Commitment ladder (most-proven first):</w:t>
+      </w:r>
+    </w:p>
+    <w:tbl>
+      <w:tblPr>
+        <w:tblW w:type="dxa" w:w="9000"/>
+        <w:tblBorders>
+          <w:top w:val="single" w:color="auto" w:sz="4"/>
+          <w:left w:val="single" w:color="auto" w:sz="4"/>
+          <w:bottom w:val="single" w:color="auto" w:sz="4"/>
+          <w:right w:val="single" w:color="auto" w:sz="4"/>
+          <w:insideH w:val="single" w:color="auto" w:sz="4"/>
+          <w:insideV w:val="single" w:color="auto" w:sz="4"/>
+        </w:tblBorders>
+      </w:tblPr>
+      <w:tblGrid>
+        <w:gridCol w:w="1100"/>
+        <w:gridCol w:w="2600"/>
+        <w:gridCol w:w="2400"/>
+        <w:gridCol w:w="900"/>
+        <w:gridCol w:w="1200"/>
+        <w:gridCol w:w="800"/>
+      </w:tblGrid>
+      <w:tr>
+        <w:trPr>
+          <w:tblHeader/>
+        </w:trPr>
+        <w:tc>
+          <w:tcPr>
+            <w:tcW w:type="dxa" w:w="1100"/>
+            <w:shd w:fill="F2F2F2" w:val="clear"/>
+          </w:tcPr>
+          <w:p>
+            <w:r>
+              <w:rPr>
+                <w:b/>
+                <w:bCs/>
+                <w:sz w:val="18"/>
+                <w:szCs w:val="18"/>
+              </w:rPr>
+              <w:t xml:space="preserve">Area</w:t>
+            </w:r>
+          </w:p>
+        </w:tc>
+        <w:tc>
+          <w:tcPr>
+            <w:tcW w:type="dxa" w:w="2600"/>
+            <w:shd w:fill="F2F2F2" w:val="clear"/>
+          </w:tcPr>
+          <w:p>
+            <w:r>
+              <w:rPr>
+                <w:b/>
+                <w:bCs/>
+                <w:sz w:val="18"/>
+                <w:szCs w:val="18"/>
+              </w:rPr>
+              <w:t xml:space="preserve">Commitment</w:t>
+            </w:r>
+          </w:p>
+        </w:tc>
+        <w:tc>
+          <w:tcPr>
+            <w:tcW w:type="dxa" w:w="2400"/>
+            <w:shd w:fill="F2F2F2" w:val="clear"/>
+          </w:tcPr>
+          <w:p>
+            <w:r>
+              <w:rPr>
+                <w:b/>
+                <w:bCs/>
+                <w:sz w:val="18"/>
+                <w:szCs w:val="18"/>
+              </w:rPr>
+              <w:t xml:space="preserve">Specifics</w:t>
+            </w:r>
+          </w:p>
+        </w:tc>
+        <w:tc>
+          <w:tcPr>
+            <w:tcW w:type="dxa" w:w="900"/>
+            <w:shd w:fill="F2F2F2" w:val="clear"/>
+          </w:tcPr>
+          <w:p>
+            <w:r>
+              <w:rPr>
+                <w:b/>
+                <w:bCs/>
+                <w:sz w:val="18"/>
+                <w:szCs w:val="18"/>
+              </w:rPr>
+              <w:t xml:space="preserve">By when</w:t>
+            </w:r>
+          </w:p>
+        </w:tc>
+        <w:tc>
+          <w:tcPr>
+            <w:tcW w:type="dxa" w:w="1200"/>
+            <w:shd w:fill="F2F2F2" w:val="clear"/>
+          </w:tcPr>
+          <w:p>
+            <w:r>
+              <w:rPr>
+                <w:b/>
+                <w:bCs/>
+                <w:sz w:val="18"/>
+                <w:szCs w:val="18"/>
+              </w:rPr>
+              <w:t xml:space="preserve">Stage</w:t>
+            </w:r>
+          </w:p>
+        </w:tc>
+        <w:tc>
+          <w:tcPr>
+            <w:tcW w:type="dxa" w:w="800"/>
+            <w:shd w:fill="F2F2F2" w:val="clear"/>
+          </w:tcPr>
+          <w:p>
+            <w:r>
+              <w:rPr>
+                <w:b/>
+                <w:bCs/>
+                <w:sz w:val="18"/>
+                <w:szCs w:val="18"/>
+              </w:rPr>
+              <w:t xml:space="preserve">Thesis-critical</w:t>
+            </w:r>
+          </w:p>
+        </w:tc>
+      </w:tr>
+      <w:tr>
+        <w:tc>
+          <w:tcPr>
+            <w:tcW w:type="dxa" w:w="1100"/>
+          </w:tcPr>
+          <w:p>
+            <w:r>
+              <w:rPr>
+                <w:b w:val="false"/>
+                <w:bCs w:val="false"/>
+                <w:sz w:val="18"/>
+                <w:szCs w:val="18"/>
+              </w:rPr>
+              <w:t xml:space="preserve">balance_sheet</w:t>
+            </w:r>
+          </w:p>
+        </w:tc>
+        <w:tc>
+          <w:tcPr>
+            <w:tcW w:type="dxa" w:w="2600"/>
+          </w:tcPr>
+          <w:p>
+            <w:r>
+              <w:rPr>
+                <w:b w:val="false"/>
+                <w:bCs w:val="false"/>
+                <w:sz w:val="18"/>
+                <w:szCs w:val="18"/>
+              </w:rPr>
+              <w:t xml:space="preserve">Fund order execution and reduce working-capital strain</w:t>
+            </w:r>
+          </w:p>
+        </w:tc>
+        <w:tc>
+          <w:tcPr>
+            <w:tcW w:type="dxa" w:w="2400"/>
+          </w:tcPr>
+          <w:p>
+            <w:r>
+              <w:rPr>
+                <w:b w:val="false"/>
+                <w:bCs w:val="false"/>
+                <w:sz w:val="18"/>
+                <w:szCs w:val="18"/>
+              </w:rPr>
+              <w:t xml:space="preserve">FPO Jul-2026 ~Rs 88 Cr at Rs 585</w:t>
+            </w:r>
+          </w:p>
+        </w:tc>
+        <w:tc>
+          <w:tcPr>
+            <w:tcW w:type="dxa" w:w="900"/>
+          </w:tcPr>
+          <w:p>
+            <w:r>
+              <w:rPr>
+                <w:b w:val="false"/>
+                <w:bCs w:val="false"/>
+                <w:sz w:val="18"/>
+                <w:szCs w:val="18"/>
+              </w:rPr>
+              <w:t xml:space="preserve">FY27</w:t>
+            </w:r>
+          </w:p>
+        </w:tc>
+        <w:tc>
+          <w:tcPr>
+            <w:tcW w:type="dxa" w:w="1200"/>
+          </w:tcPr>
+          <w:p>
+            <w:r>
+              <w:rPr>
+                <w:b w:val="false"/>
+                <w:bCs w:val="false"/>
+                <w:sz w:val="18"/>
+                <w:szCs w:val="18"/>
+              </w:rPr>
+              <w:t xml:space="preserve">financial</w:t>
+            </w:r>
+          </w:p>
+        </w:tc>
+        <w:tc>
+          <w:tcPr>
+            <w:tcW w:type="dxa" w:w="800"/>
+          </w:tcPr>
+          <w:p>
+            <w:r>
+              <w:rPr>
+                <w:b w:val="false"/>
+                <w:bCs w:val="false"/>
+                <w:sz w:val="18"/>
+                <w:szCs w:val="18"/>
+              </w:rPr>
+              <w:t xml:space="preserve">yes</w:t>
+            </w:r>
+          </w:p>
+        </w:tc>
+      </w:tr>
+      <w:tr>
+        <w:tc>
+          <w:tcPr>
+            <w:tcW w:type="dxa" w:w="1100"/>
+          </w:tcPr>
+          <w:p>
+            <w:r>
+              <w:rPr>
+                <w:b w:val="false"/>
+                <w:bCs w:val="false"/>
+                <w:sz w:val="18"/>
+                <w:szCs w:val="18"/>
+              </w:rPr>
+              <w:t xml:space="preserve">orders</w:t>
+            </w:r>
+          </w:p>
+        </w:tc>
+        <w:tc>
+          <w:tcPr>
+            <w:tcW w:type="dxa" w:w="2600"/>
+          </w:tcPr>
+          <w:p>
+            <w:r>
+              <w:rPr>
+                <w:b w:val="false"/>
+                <w:bCs w:val="false"/>
+                <w:sz w:val="18"/>
+                <w:szCs w:val="18"/>
+              </w:rPr>
+              <w:t xml:space="preserve">Execute Rs 551 Cr order book, largely delivered by FY27</w:t>
+            </w:r>
+          </w:p>
+        </w:tc>
+        <w:tc>
+          <w:tcPr>
+            <w:tcW w:type="dxa" w:w="2400"/>
+          </w:tcPr>
+          <w:p>
+            <w:r>
+              <w:rPr>
+                <w:b w:val="false"/>
+                <w:bCs w:val="false"/>
+                <w:sz w:val="18"/>
+                <w:szCs w:val="18"/>
+              </w:rPr>
+              <w:t xml:space="preserve">&gt;90% defence PSUs; P75 refit, surface combatants, sonar systems; + Rs 78.74 Cr new Navy order to Apr-2027</w:t>
+            </w:r>
+          </w:p>
+        </w:tc>
+        <w:tc>
+          <w:tcPr>
+            <w:tcW w:type="dxa" w:w="900"/>
+          </w:tcPr>
+          <w:p>
+            <w:r>
+              <w:rPr>
+                <w:b w:val="false"/>
+                <w:bCs w:val="false"/>
+                <w:sz w:val="18"/>
+                <w:szCs w:val="18"/>
+              </w:rPr>
+              <w:t xml:space="preserve">FY27</w:t>
+            </w:r>
+          </w:p>
+        </w:tc>
+        <w:tc>
+          <w:tcPr>
+            <w:tcW w:type="dxa" w:w="1200"/>
+          </w:tcPr>
+          <w:p>
+            <w:r>
+              <w:rPr>
+                <w:b w:val="false"/>
+                <w:bCs w:val="false"/>
+                <w:sz w:val="18"/>
+                <w:szCs w:val="18"/>
+              </w:rPr>
+              <w:t xml:space="preserve">commercial</w:t>
+            </w:r>
+          </w:p>
+        </w:tc>
+        <w:tc>
+          <w:tcPr>
+            <w:tcW w:type="dxa" w:w="800"/>
+          </w:tcPr>
+          <w:p>
+            <w:r>
+              <w:rPr>
+                <w:b w:val="false"/>
+                <w:bCs w:val="false"/>
+                <w:sz w:val="18"/>
+                <w:szCs w:val="18"/>
+              </w:rPr>
+              <w:t xml:space="preserve">yes</w:t>
+            </w:r>
+          </w:p>
+        </w:tc>
+      </w:tr>
+      <w:tr>
+        <w:tc>
+          <w:tcPr>
+            <w:tcW w:type="dxa" w:w="1100"/>
+          </w:tcPr>
+          <w:p>
+            <w:r>
+              <w:rPr>
+                <w:b w:val="false"/>
+                <w:bCs w:val="false"/>
+                <w:sz w:val="18"/>
+                <w:szCs w:val="18"/>
+              </w:rPr>
+              <w:t xml:space="preserve">new_business</w:t>
+            </w:r>
+          </w:p>
+        </w:tc>
+        <w:tc>
+          <w:tcPr>
+            <w:tcW w:type="dxa" w:w="2600"/>
+          </w:tcPr>
+          <w:p>
+            <w:r>
+              <w:rPr>
+                <w:b w:val="false"/>
+                <w:bCs w:val="false"/>
+                <w:sz w:val="18"/>
+                <w:szCs w:val="18"/>
+              </w:rPr>
+              <w:t xml:space="preserve">Win contracted content in Project-75I (6 additional submarines)</w:t>
+            </w:r>
+          </w:p>
+        </w:tc>
+        <w:tc>
+          <w:tcPr>
+            <w:tcW w:type="dxa" w:w="2400"/>
+          </w:tcPr>
+          <w:p>
+            <w:r>
+              <w:rPr>
+                <w:b w:val="false"/>
+                <w:bCs w:val="false"/>
+                <w:sz w:val="18"/>
+                <w:szCs w:val="18"/>
+              </w:rPr>
+              <w:t xml:space="preserve">~$8-10bn programme; CFF positioned via Atlas Elektronik / TKMS; award ~FY27</w:t>
+            </w:r>
+          </w:p>
+        </w:tc>
+        <w:tc>
+          <w:tcPr>
+            <w:tcW w:type="dxa" w:w="900"/>
+          </w:tcPr>
+          <w:p>
+            <w:r>
+              <w:rPr>
+                <w:b w:val="false"/>
+                <w:bCs w:val="false"/>
+                <w:sz w:val="18"/>
+                <w:szCs w:val="18"/>
+              </w:rPr>
+              <w:t xml:space="preserve">FY28</w:t>
+            </w:r>
+          </w:p>
+        </w:tc>
+        <w:tc>
+          <w:tcPr>
+            <w:tcW w:type="dxa" w:w="1200"/>
+          </w:tcPr>
+          <w:p>
+            <w:r>
+              <w:rPr>
+                <w:b w:val="false"/>
+                <w:bCs w:val="false"/>
+                <w:sz w:val="18"/>
+                <w:szCs w:val="18"/>
+              </w:rPr>
+              <w:t xml:space="preserve">expectation</w:t>
+            </w:r>
+          </w:p>
+        </w:tc>
+        <w:tc>
+          <w:tcPr>
+            <w:tcW w:type="dxa" w:w="800"/>
+          </w:tcPr>
+          <w:p>
+            <w:r>
+              <w:rPr>
+                <w:b w:val="false"/>
+                <w:bCs w:val="false"/>
+                <w:sz w:val="18"/>
+                <w:szCs w:val="18"/>
+              </w:rPr>
+              <w:t xml:space="preserve">yes</w:t>
+            </w:r>
+          </w:p>
+        </w:tc>
+      </w:tr>
+      <w:tr>
+        <w:tc>
+          <w:tcPr>
+            <w:tcW w:type="dxa" w:w="1100"/>
+          </w:tcPr>
+          <w:p>
+            <w:r>
+              <w:rPr>
+                <w:b w:val="false"/>
+                <w:bCs w:val="false"/>
+                <w:sz w:val="18"/>
+                <w:szCs w:val="18"/>
+              </w:rPr>
+              <w:t xml:space="preserve">strategy</w:t>
+            </w:r>
+          </w:p>
+        </w:tc>
+        <w:tc>
+          <w:tcPr>
+            <w:tcW w:type="dxa" w:w="2600"/>
+          </w:tcPr>
+          <w:p>
+            <w:r>
+              <w:rPr>
+                <w:b w:val="false"/>
+                <w:bCs w:val="false"/>
+                <w:sz w:val="18"/>
+                <w:szCs w:val="18"/>
+              </w:rPr>
+              <w:t xml:space="preserve">Migrate from BSE SME to BSE/NSE main board</w:t>
+            </w:r>
+          </w:p>
+        </w:tc>
+        <w:tc>
+          <w:tcPr>
+            <w:tcW w:type="dxa" w:w="2400"/>
+          </w:tcPr>
+          <w:p>
+            <w:r>
+              <w:rPr>
+                <w:b w:val="false"/>
+                <w:bCs w:val="false"/>
+                <w:sz w:val="18"/>
+                <w:szCs w:val="18"/>
+              </w:rPr>
+              <w:t xml:space="preserve">shareholder-approved at 14th AGM, 7-Aug-2026</w:t>
+            </w:r>
+          </w:p>
+        </w:tc>
+        <w:tc>
+          <w:tcPr>
+            <w:tcW w:type="dxa" w:w="900"/>
+          </w:tcPr>
+          <w:p>
+            <w:r>
+              <w:rPr>
+                <w:b w:val="false"/>
+                <w:bCs w:val="false"/>
+                <w:sz w:val="18"/>
+                <w:szCs w:val="18"/>
+              </w:rPr>
+              <w:t xml:space="preserve">6M</w:t>
+            </w:r>
+          </w:p>
+        </w:tc>
+        <w:tc>
+          <w:tcPr>
+            <w:tcW w:type="dxa" w:w="1200"/>
+          </w:tcPr>
+          <w:p>
+            <w:r>
+              <w:rPr>
+                <w:b w:val="false"/>
+                <w:bCs w:val="false"/>
+                <w:sz w:val="18"/>
+                <w:szCs w:val="18"/>
+              </w:rPr>
+              <w:t xml:space="preserve">action</w:t>
+            </w:r>
+          </w:p>
+        </w:tc>
+        <w:tc>
+          <w:tcPr>
+            <w:tcW w:type="dxa" w:w="800"/>
+          </w:tcPr>
+          <w:p>
+            <w:r>
+              <w:rPr>
+                <w:b w:val="false"/>
+                <w:bCs w:val="false"/>
+                <w:sz w:val="18"/>
+                <w:szCs w:val="18"/>
+              </w:rPr>
+              <w:t xml:space="preserve"/>
+            </w:r>
+          </w:p>
+        </w:tc>
+      </w:tr>
+    </w:tbl>
+    <w:p>
+      <w:pPr>
+        <w:spacing w:after="60" w:before="120"/>
+      </w:pPr>
+      <w:r>
+        <w:rPr>
+          <w:b/>
+          <w:bCs/>
+          <w:sz w:val="20"/>
+          <w:szCs w:val="20"/>
+        </w:rPr>
+        <w:t xml:space="preserve">Earnings chain: </w:t>
+      </w:r>
+      <w:r>
+        <w:rPr>
+          <w:b w:val="false"/>
+          <w:bCs w:val="false"/>
+          <w:sz w:val="20"/>
+          <w:szCs w:val="20"/>
+        </w:rPr>
+        <w:t xml:space="preserve">naval programme awards (P75 refit, sonar, P75I)</w:t>
+      </w:r>
+      <w:r>
+        <w:rPr>
+          <w:color w:val="666666"/>
+          <w:sz w:val="20"/>
+          <w:szCs w:val="20"/>
+        </w:rPr>
+        <w:t xml:space="preserve"> → </w:t>
+      </w:r>
+      <w:r>
+        <w:rPr>
+          <w:b w:val="false"/>
+          <w:bCs w:val="false"/>
+          <w:sz w:val="20"/>
+          <w:szCs w:val="20"/>
+        </w:rPr>
+        <w:t xml:space="preserve">order book (Rs 551 Cr)</w:t>
+      </w:r>
+      <w:r>
+        <w:rPr>
+          <w:color w:val="666666"/>
+          <w:sz w:val="20"/>
+          <w:szCs w:val="20"/>
+        </w:rPr>
+        <w:t xml:space="preserve"> → </w:t>
+      </w:r>
+      <w:r>
+        <w:rPr>
+          <w:b w:val="false"/>
+          <w:bCs w:val="false"/>
+          <w:sz w:val="20"/>
+          <w:szCs w:val="20"/>
+        </w:rPr>
+        <w:t xml:space="preserve">execution at Khopoli / Pune facilities</w:t>
+      </w:r>
+      <w:r>
+        <w:rPr>
+          <w:color w:val="666666"/>
+          <w:sz w:val="20"/>
+          <w:szCs w:val="20"/>
+        </w:rPr>
+        <w:t xml:space="preserve"> → </w:t>
+      </w:r>
+      <w:r>
+        <w:rPr>
+          <w:b w:val="false"/>
+          <w:bCs w:val="false"/>
+          <w:sz w:val="20"/>
+          <w:szCs w:val="20"/>
+        </w:rPr>
+        <w:t xml:space="preserve">revenue recognition on milestones</w:t>
+      </w:r>
+      <w:r>
+        <w:rPr>
+          <w:color w:val="666666"/>
+          <w:sz w:val="20"/>
+          <w:szCs w:val="20"/>
+        </w:rPr>
+        <w:t xml:space="preserve"> → </w:t>
+      </w:r>
+      <w:r>
+        <w:rPr>
+          <w:b w:val="false"/>
+          <w:bCs w:val="false"/>
+          <w:sz w:val="20"/>
+          <w:szCs w:val="20"/>
+        </w:rPr>
+        <w:t xml:space="preserve">operating leverage (margin ~28%)</w:t>
+      </w:r>
+      <w:r>
+        <w:rPr>
+          <w:color w:val="666666"/>
+          <w:sz w:val="20"/>
+          <w:szCs w:val="20"/>
+        </w:rPr>
+        <w:t xml:space="preserve"> → </w:t>
+      </w:r>
+      <w:r>
+        <w:rPr>
+          <w:b w:val="false"/>
+          <w:bCs w:val="false"/>
+          <w:sz w:val="20"/>
+          <w:szCs w:val="20"/>
+        </w:rPr>
+        <w:t xml:space="preserve">PAT</w:t>
+      </w:r>
+      <w:r>
+        <w:rPr>
+          <w:color w:val="666666"/>
+          <w:sz w:val="20"/>
+          <w:szCs w:val="20"/>
+        </w:rPr>
+        <w:t xml:space="preserve"> → </w:t>
+      </w:r>
+      <w:r>
+        <w:rPr>
+          <w:b/>
+          <w:bCs/>
+          <w:color w:val="A32020"/>
+          <w:sz w:val="20"/>
+          <w:szCs w:val="20"/>
+        </w:rPr>
+        <w:t xml:space="preserve">operating cash flow (milestone collections)</w:t>
+      </w:r>
+    </w:p>
+    <w:p>
+      <w:pPr>
+        <w:spacing w:after="120"/>
+      </w:pPr>
+      <w:r>
+        <w:rPr>
+          <w:color w:val="666666"/>
+          <w:sz w:val="18"/>
+          <w:szCs w:val="18"/>
+        </w:rPr>
+        <w:t xml:space="preserve">Bottleneck link: operating cash flow (milestone collections).</w:t>
+      </w:r>
+    </w:p>
+    <w:p>
+      <w:pPr>
+        <w:spacing w:after="120"/>
+      </w:pPr>
+      <w:r>
+        <w:rPr>
+          <w:color w:val="666666"/>
+          <w:sz w:val="18"/>
+          <w:szCs w:val="18"/>
+        </w:rPr>
+        <w:t xml:space="preserve">Operating leverage: yes - operating margin expanded to ~28% in FY26 as revenue scaled on a fixed Khopoli base</w:t>
+      </w:r>
+    </w:p>
+    <w:p>
+      <w:pPr>
+        <w:spacing w:after="120"/>
+      </w:pPr>
+      <w:r>
+        <w:rPr>
+          <w:color w:val="666666"/>
+          <w:sz w:val="18"/>
+          <w:szCs w:val="18"/>
+        </w:rPr>
+        <w:t xml:space="preserve">Evidenced: order book (Rs 551 Cr); revenue recognition on milestones; operating leverage (margin ~28%); PAT. Still assumed: naval programme awards (P75 refit, sonar, P75I); operating cash flow (milestone collections).</w:t>
+      </w:r>
+    </w:p>
+    <w:p>
+      <w:pPr>
+        <w:spacing w:after="120"/>
+      </w:pPr>
+      <w:r>
+        <w:rPr>
+          <w:b/>
+          <w:bCs/>
+          <w:sz w:val="20"/>
+          <w:szCs w:val="20"/>
+        </w:rPr>
+        <w:t xml:space="preserve">Market expectation vs. our path:</w:t>
       </w:r>
     </w:p>
     <w:tbl>
@@ -373,125 +1592,287 @@
                 <w:b/>
                 <w:bCs/>
               </w:rPr>
-              <w:t xml:space="preserve">Theme</w:t>
-            </w:r>
-          </w:p>
-        </w:tc>
-        <w:tc>
-          <w:tcPr>
-            <w:tcW w:type="dxa" w:w="5800"/>
-          </w:tcPr>
-          <w:p>
-            <w:r>
-              <w:t xml:space="preserve">Defence / aerospace manufacturing bottlenecks (missiles, interceptors, precision parts)</w:t>
-            </w:r>
-          </w:p>
-        </w:tc>
-      </w:tr>
-      <w:tr>
-        <w:tc>
-          <w:tcPr>
-            <w:tcW w:type="dxa" w:w="3200"/>
-            <w:shd w:fill="F2F2F2" w:val="clear"/>
-          </w:tcPr>
-          <w:p>
-            <w:r>
-              <w:rPr>
-                <w:b/>
-                <w:bCs/>
-              </w:rPr>
-              <w:t xml:space="preserve">This company's position</w:t>
-            </w:r>
-          </w:p>
-        </w:tc>
-        <w:tc>
-          <w:tcPr>
-            <w:tcW w:type="dxa" w:w="5800"/>
-          </w:tcPr>
-          <w:p>
-            <w:r>
-              <w:t xml:space="preserve">Tier-2 fluid-control/piping-systems and sonar-integration supplier to Indian Navy submarine and surface-combatant programmes (Scorpene/P75, P75I via Atlas Elektronik/TKMS, P17A, P15B, ASW corvette)</w:t>
-            </w:r>
-          </w:p>
-        </w:tc>
-      </w:tr>
-      <w:tr>
-        <w:tc>
-          <w:tcPr>
-            <w:tcW w:type="dxa" w:w="3200"/>
-            <w:shd w:fill="F2F2F2" w:val="clear"/>
-          </w:tcPr>
-          <w:p>
-            <w:r>
-              <w:rPr>
-                <w:b/>
-                <w:bCs/>
-              </w:rPr>
-              <w:t xml:space="preserve">Bottleneck node (pricing power)</w:t>
-            </w:r>
-          </w:p>
-        </w:tc>
-        <w:tc>
-          <w:tcPr>
-            <w:tcW w:type="dxa" w:w="5800"/>
-          </w:tcPr>
-          <w:p>
-            <w:r>
-              <w:t xml:space="preserve">MDL/Cochin Shipyard/GRSE programme award timing and indigenisation content mandates, not CFF's own capacity</w:t>
-            </w:r>
-          </w:p>
-        </w:tc>
-      </w:tr>
-      <w:tr>
-        <w:tc>
-          <w:tcPr>
-            <w:tcW w:type="dxa" w:w="3200"/>
-            <w:shd w:fill="F2F2F2" w:val="clear"/>
-          </w:tcPr>
-          <w:p>
-            <w:r>
-              <w:rPr>
-                <w:b/>
-                <w:bCs/>
-              </w:rPr>
-              <w:t xml:space="preserve">Supply-side status</w:t>
-            </w:r>
-          </w:p>
-        </w:tc>
-        <w:tc>
-          <w:tcPr>
-            <w:tcW w:type="dxa" w:w="5800"/>
-          </w:tcPr>
-          <w:p>
-            <w:r>
-              <w:t xml:space="preserve">adding</w:t>
-            </w:r>
-          </w:p>
-        </w:tc>
-      </w:tr>
-      <w:tr>
-        <w:tc>
-          <w:tcPr>
-            <w:tcW w:type="dxa" w:w="3200"/>
-            <w:shd w:fill="F2F2F2" w:val="clear"/>
-          </w:tcPr>
-          <w:p>
-            <w:r>
-              <w:rPr>
-                <w:b/>
-                <w:bCs/>
-              </w:rPr>
-              <w:t xml:space="preserve">Adjacent-node peers</w:t>
-            </w:r>
-          </w:p>
-        </w:tc>
-        <w:tc>
-          <w:tcPr>
-            <w:tcW w:type="dxa" w:w="5800"/>
-          </w:tcPr>
-          <w:p>
-            <w:r>
-              <w:t xml:space="preserve">Data Patterns, Astra Microwave, Paras Defence, MTAR Technologies</w:t>
+              <w:t xml:space="preserve">As of</w:t>
+            </w:r>
+          </w:p>
+        </w:tc>
+        <w:tc>
+          <w:tcPr>
+            <w:tcW w:type="dxa" w:w="5800"/>
+          </w:tcPr>
+          <w:p>
+            <w:r>
+              <w:t xml:space="preserve">2026-09-08</w:t>
+            </w:r>
+          </w:p>
+        </w:tc>
+      </w:tr>
+      <w:tr>
+        <w:tc>
+          <w:tcPr>
+            <w:tcW w:type="dxa" w:w="3200"/>
+            <w:shd w:fill="F2F2F2" w:val="clear"/>
+          </w:tcPr>
+          <w:p>
+            <w:r>
+              <w:rPr>
+                <w:b/>
+                <w:bCs/>
+              </w:rPr>
+              <w:t xml:space="preserve">Price / multiple</w:t>
+            </w:r>
+          </w:p>
+        </w:tc>
+        <w:tc>
+          <w:tcPr>
+            <w:tcW w:type="dxa" w:w="5800"/>
+          </w:tcPr>
+          <w:p>
+            <w:r>
+              <w:t xml:space="preserve">Rs 992 · 53x P/E</w:t>
+            </w:r>
+          </w:p>
+        </w:tc>
+      </w:tr>
+      <w:tr>
+        <w:tc>
+          <w:tcPr>
+            <w:tcW w:type="dxa" w:w="3200"/>
+            <w:shd w:fill="F2F2F2" w:val="clear"/>
+          </w:tcPr>
+          <w:p>
+            <w:r>
+              <w:rPr>
+                <w:b/>
+                <w:bCs/>
+              </w:rPr>
+              <w:t xml:space="preserve">Right valuation lens</w:t>
+            </w:r>
+          </w:p>
+        </w:tc>
+        <w:tc>
+          <w:tcPr>
+            <w:tcW w:type="dxa" w:w="5800"/>
+          </w:tcPr>
+          <w:p>
+            <w:r>
+              <w:t xml:space="preserve">P/E</w:t>
+            </w:r>
+          </w:p>
+        </w:tc>
+      </w:tr>
+      <w:tr>
+        <w:tc>
+          <w:tcPr>
+            <w:tcW w:type="dxa" w:w="3200"/>
+            <w:shd w:fill="F2F2F2" w:val="clear"/>
+          </w:tcPr>
+          <w:p>
+            <w:r>
+              <w:rPr>
+                <w:b/>
+                <w:bCs/>
+              </w:rPr>
+              <w:t xml:space="preserve">Price implies</w:t>
+            </w:r>
+          </w:p>
+        </w:tc>
+        <w:tc>
+          <w:tcPr>
+            <w:tcW w:type="dxa" w:w="5800"/>
+          </w:tcPr>
+          <w:p>
+            <w:r>
+              <w:t xml:space="preserve">~35-40% EPS CAGR FY26-28 needed to justify ~53x today at a ~25-28x defence-franchise exit; the Rs 551 Cr book (2.6x revenue) makes FY27 growth of that order plausible, FY28 hinges on P75I</w:t>
+            </w:r>
+          </w:p>
+        </w:tc>
+      </w:tr>
+      <w:tr>
+        <w:tc>
+          <w:tcPr>
+            <w:tcW w:type="dxa" w:w="3200"/>
+            <w:shd w:fill="F2F2F2" w:val="clear"/>
+          </w:tcPr>
+          <w:p>
+            <w:r>
+              <w:rPr>
+                <w:b/>
+                <w:bCs/>
+              </w:rPr>
+              <w:t xml:space="preserve">Our FY27</w:t>
+            </w:r>
+          </w:p>
+        </w:tc>
+        <w:tc>
+          <w:tcPr>
+            <w:tcW w:type="dxa" w:w="5800"/>
+          </w:tcPr>
+          <w:p>
+            <w:r>
+              <w:t xml:space="preserve">revenue Rs 320-360 Cr (order book + new wins), PAT Rs 60-70 Cr at ~19% margin</w:t>
+            </w:r>
+          </w:p>
+        </w:tc>
+      </w:tr>
+      <w:tr>
+        <w:tc>
+          <w:tcPr>
+            <w:tcW w:type="dxa" w:w="3200"/>
+            <w:shd w:fill="F2F2F2" w:val="clear"/>
+          </w:tcPr>
+          <w:p>
+            <w:r>
+              <w:rPr>
+                <w:b/>
+                <w:bCs/>
+              </w:rPr>
+              <w:t xml:space="preserve">Our FY28</w:t>
+            </w:r>
+          </w:p>
+        </w:tc>
+        <w:tc>
+          <w:tcPr>
+            <w:tcW w:type="dxa" w:w="5800"/>
+          </w:tcPr>
+          <w:p>
+            <w:r>
+              <w:t xml:space="preserve">further step-up if P75I content is contracted; wide range absent that</w:t>
+            </w:r>
+          </w:p>
+        </w:tc>
+      </w:tr>
+      <w:tr>
+        <w:tc>
+          <w:tcPr>
+            <w:tcW w:type="dxa" w:w="3200"/>
+            <w:shd w:fill="F2F2F2" w:val="clear"/>
+          </w:tcPr>
+          <w:p>
+            <w:r>
+              <w:rPr>
+                <w:b/>
+                <w:bCs/>
+              </w:rPr>
+              <w:t xml:space="preserve">Gap direction</w:t>
+            </w:r>
+          </w:p>
+        </w:tc>
+        <w:tc>
+          <w:tcPr>
+            <w:tcW w:type="dxa" w:w="5800"/>
+          </w:tcPr>
+          <w:p>
+            <w:r>
+              <w:t xml:space="preserve">partially-priced</w:t>
+            </w:r>
+          </w:p>
+        </w:tc>
+      </w:tr>
+      <w:tr>
+        <w:tc>
+          <w:tcPr>
+            <w:tcW w:type="dxa" w:w="3200"/>
+            <w:shd w:fill="F2F2F2" w:val="clear"/>
+          </w:tcPr>
+          <w:p>
+            <w:r>
+              <w:rPr>
+                <w:b/>
+                <w:bCs/>
+              </w:rPr>
+              <w:t xml:space="preserve">Gap type</w:t>
+            </w:r>
+          </w:p>
+        </w:tc>
+        <w:tc>
+          <w:tcPr>
+            <w:tcW w:type="dxa" w:w="5800"/>
+          </w:tcPr>
+          <w:p>
+            <w:r>
+              <w:t xml:space="preserve">duration</w:t>
+            </w:r>
+          </w:p>
+        </w:tc>
+      </w:tr>
+      <w:tr>
+        <w:tc>
+          <w:tcPr>
+            <w:tcW w:type="dxa" w:w="3200"/>
+            <w:shd w:fill="F2F2F2" w:val="clear"/>
+          </w:tcPr>
+          <w:p>
+            <w:r>
+              <w:rPr>
+                <w:b/>
+                <w:bCs/>
+              </w:rPr>
+              <w:t xml:space="preserve">Gap magnitude</w:t>
+            </w:r>
+          </w:p>
+        </w:tc>
+        <w:tc>
+          <w:tcPr>
+            <w:tcW w:type="dxa" w:w="5800"/>
+          </w:tcPr>
+          <w:p>
+            <w:r>
+              <w:t xml:space="preserve">not estimable</w:t>
+            </w:r>
+          </w:p>
+        </w:tc>
+      </w:tr>
+      <w:tr>
+        <w:tc>
+          <w:tcPr>
+            <w:tcW w:type="dxa" w:w="3200"/>
+            <w:shd w:fill="F2F2F2" w:val="clear"/>
+          </w:tcPr>
+          <w:p>
+            <w:r>
+              <w:rPr>
+                <w:b/>
+                <w:bCs/>
+              </w:rPr>
+              <w:t xml:space="preserve">Gap basis</w:t>
+            </w:r>
+          </w:p>
+        </w:tc>
+        <w:tc>
+          <w:tcPr>
+            <w:tcW w:type="dxa" w:w="5800"/>
+          </w:tcPr>
+          <w:p>
+            <w:r>
+              <w:t xml:space="preserve">market is pricing the visible FY27 order-book conversion; the debate is whether the multiyear P75I pipeline extends the growth runway enough to grow into ~53x, and whether cash flow follows earnings</w:t>
+            </w:r>
+          </w:p>
+        </w:tc>
+      </w:tr>
+      <w:tr>
+        <w:tc>
+          <w:tcPr>
+            <w:tcW w:type="dxa" w:w="3200"/>
+            <w:shd w:fill="F2F2F2" w:val="clear"/>
+          </w:tcPr>
+          <w:p>
+            <w:r>
+              <w:rPr>
+                <w:b/>
+                <w:bCs/>
+              </w:rPr>
+              <w:t xml:space="preserve">Evidence quality</w:t>
+            </w:r>
+          </w:p>
+        </w:tc>
+        <w:tc>
+          <w:tcPr>
+            <w:tcW w:type="dxa" w:w="5800"/>
+          </w:tcPr>
+          <w:p>
+            <w:r>
+              <w:t xml:space="preserve">monitor</w:t>
             </w:r>
           </w:p>
         </w:tc>
@@ -501,13 +1882,44 @@
       <w:pPr>
         <w:spacing w:after="120"/>
       </w:pPr>
+      <w:r>
+        <w:rPr>
+          <w:i/>
+          <w:iCs/>
+          <w:color w:val="666666"/>
+          <w:sz w:val="16"/>
+          <w:szCs w:val="16"/>
+        </w:rPr>
+        <w:t xml:space="preserve">no broker consensus; implied path is a reverse-P/E estimate + screener.in forward figures + VP thread view</w:t>
+      </w:r>
+    </w:p>
+    <w:p>
+      <w:pPr>
+        <w:spacing w:after="120" w:before="120"/>
+      </w:pPr>
+      <w:r>
+        <w:rPr>
+          <w:b/>
+          <w:bCs/>
+          <w:sz w:val="20"/>
+          <w:szCs w:val="20"/>
+        </w:rPr>
+        <w:t xml:space="preserve">Catalyst: </w:t>
+      </w:r>
+      <w:r>
+        <w:rPr>
+          <w:sz w:val="20"/>
+          <w:szCs w:val="20"/>
+        </w:rPr>
+        <w:t xml:space="preserve">P75I contract award clarity + CFF's contracted content, and an H1 FY27 result showing operating cash flow turning positive</w:t>
+      </w:r>
       <w:r>
         <w:rPr>
           <w:color w:val="666666"/>
           <w:sz w:val="18"/>
           <w:szCs w:val="18"/>
         </w:rPr>
-        <w:t xml:space="preserve">Genuine niche defence-qualified supplier riding India's submarine-build cycle; P75I award (FY27 per forum) is the next concrete catalyst to confirm the pipeline converts to CFF-specific orders.</w:t>
+        <w:t xml:space="preserve"> (window ~12M from 2026-09-08; undated; evidence med; pending)</w:t>
       </w:r>
     </w:p>
     <w:p>
@@ -516,7 +1928,7 @@
         <w:spacing w:after="120" w:before="280"/>
       </w:pPr>
       <w:r>
-        <w:t xml:space="preserve">Technical Read (Weekly / Monthly MACD + Bollinger Bands, or RSI/CCI/Williams %R proxy)</w:t>
+        <w:t xml:space="preserve">Ishmohit-Lens Checks (value chain · earnings quality · growth trajectory · management · quality metrics · track record · global-signal check)</w:t>
       </w:r>
     </w:p>
     <w:p>
@@ -524,7 +1936,719 @@
         <w:spacing w:after="120"/>
       </w:pPr>
       <w:r>
-        <w:t xml:space="preserve">Not pulled (not escalated - decent Tier-A candidate but valuation already rich; WebSearch fundamentals sufficed for the four-box read).</w:t>
+        <w:rPr>
+          <w:i/>
+          <w:iCs/>
+          <w:color w:val="666666"/>
+          <w:sz w:val="18"/>
+          <w:szCs w:val="18"/>
+        </w:rPr>
+        <w:t xml:space="preserve">Extra checks drawn from @ishmohit1 / SOIC methodology (playbook/ishmohit-soic-style.md): where the company sits in its value chain and what the supply side is doing, whether a margin/PAT inflection is structural or a cyclical peak, the rate-of-change of growth vs. what the multiple demands, and management quality as a positive attribute.</w:t>
+      </w:r>
+    </w:p>
+    <w:p>
+      <w:pPr>
+        <w:spacing w:after="120"/>
+      </w:pPr>
+      <w:r>
+        <w:rPr>
+          <w:b/>
+          <w:bCs/>
+          <w:sz w:val="20"/>
+          <w:szCs w:val="20"/>
+        </w:rPr>
+        <w:t xml:space="preserve">Value chain &amp; supply side:</w:t>
+      </w:r>
+    </w:p>
+    <w:tbl>
+      <w:tblPr>
+        <w:tblW w:type="dxa" w:w="9000"/>
+        <w:tblBorders>
+          <w:top w:val="single" w:color="auto" w:sz="4"/>
+          <w:left w:val="single" w:color="auto" w:sz="4"/>
+          <w:bottom w:val="single" w:color="auto" w:sz="4"/>
+          <w:right w:val="single" w:color="auto" w:sz="4"/>
+          <w:insideH w:val="single" w:color="auto" w:sz="4"/>
+          <w:insideV w:val="single" w:color="auto" w:sz="4"/>
+        </w:tblBorders>
+      </w:tblPr>
+      <w:tblGrid>
+        <w:gridCol w:w="3200"/>
+        <w:gridCol w:w="5800"/>
+      </w:tblGrid>
+      <w:tr>
+        <w:tc>
+          <w:tcPr>
+            <w:tcW w:type="dxa" w:w="3200"/>
+            <w:shd w:fill="F2F2F2" w:val="clear"/>
+          </w:tcPr>
+          <w:p>
+            <w:r>
+              <w:rPr>
+                <w:b/>
+                <w:bCs/>
+              </w:rPr>
+              <w:t xml:space="preserve">Theme</w:t>
+            </w:r>
+          </w:p>
+        </w:tc>
+        <w:tc>
+          <w:tcPr>
+            <w:tcW w:type="dxa" w:w="5800"/>
+          </w:tcPr>
+          <w:p>
+            <w:r>
+              <w:t xml:space="preserve">Defence / aerospace manufacturing bottlenecks (missiles, interceptors, precision parts)</w:t>
+            </w:r>
+          </w:p>
+        </w:tc>
+      </w:tr>
+      <w:tr>
+        <w:tc>
+          <w:tcPr>
+            <w:tcW w:type="dxa" w:w="3200"/>
+            <w:shd w:fill="F2F2F2" w:val="clear"/>
+          </w:tcPr>
+          <w:p>
+            <w:r>
+              <w:rPr>
+                <w:b/>
+                <w:bCs/>
+              </w:rPr>
+              <w:t xml:space="preserve">This company's position</w:t>
+            </w:r>
+          </w:p>
+        </w:tc>
+        <w:tc>
+          <w:tcPr>
+            <w:tcW w:type="dxa" w:w="5800"/>
+          </w:tcPr>
+          <w:p>
+            <w:r>
+              <w:t xml:space="preserve">Tier-2 fluid-control/piping-systems and sonar-integration supplier to Indian Navy submarine and surface-combatant programmes (Scorpene/P75, P75I via Atlas Elektronik/TKMS, P17A, P15B, ASW corvette)</w:t>
+            </w:r>
+          </w:p>
+        </w:tc>
+      </w:tr>
+      <w:tr>
+        <w:tc>
+          <w:tcPr>
+            <w:tcW w:type="dxa" w:w="3200"/>
+            <w:shd w:fill="F2F2F2" w:val="clear"/>
+          </w:tcPr>
+          <w:p>
+            <w:r>
+              <w:rPr>
+                <w:b/>
+                <w:bCs/>
+              </w:rPr>
+              <w:t xml:space="preserve">Bottleneck node (pricing power)</w:t>
+            </w:r>
+          </w:p>
+        </w:tc>
+        <w:tc>
+          <w:tcPr>
+            <w:tcW w:type="dxa" w:w="5800"/>
+          </w:tcPr>
+          <w:p>
+            <w:r>
+              <w:t xml:space="preserve">MDL/Cochin Shipyard/GRSE programme award timing and indigenisation-content mandates, not CFF's own capacity</w:t>
+            </w:r>
+          </w:p>
+        </w:tc>
+      </w:tr>
+      <w:tr>
+        <w:tc>
+          <w:tcPr>
+            <w:tcW w:type="dxa" w:w="3200"/>
+            <w:shd w:fill="F2F2F2" w:val="clear"/>
+          </w:tcPr>
+          <w:p>
+            <w:r>
+              <w:rPr>
+                <w:b/>
+                <w:bCs/>
+              </w:rPr>
+              <w:t xml:space="preserve">Supply-side status</w:t>
+            </w:r>
+          </w:p>
+        </w:tc>
+        <w:tc>
+          <w:tcPr>
+            <w:tcW w:type="dxa" w:w="5800"/>
+          </w:tcPr>
+          <w:p>
+            <w:r>
+              <w:t xml:space="preserve">adding</w:t>
+            </w:r>
+          </w:p>
+        </w:tc>
+      </w:tr>
+      <w:tr>
+        <w:tc>
+          <w:tcPr>
+            <w:tcW w:type="dxa" w:w="3200"/>
+            <w:shd w:fill="F2F2F2" w:val="clear"/>
+          </w:tcPr>
+          <w:p>
+            <w:r>
+              <w:rPr>
+                <w:b/>
+                <w:bCs/>
+              </w:rPr>
+              <w:t xml:space="preserve">Adjacent-node peers</w:t>
+            </w:r>
+          </w:p>
+        </w:tc>
+        <w:tc>
+          <w:tcPr>
+            <w:tcW w:type="dxa" w:w="5800"/>
+          </w:tcPr>
+          <w:p>
+            <w:r>
+              <w:t xml:space="preserve">Data Patterns, Astra Microwave, Paras Defence, MTAR Technologies</w:t>
+            </w:r>
+          </w:p>
+        </w:tc>
+      </w:tr>
+    </w:tbl>
+    <w:p>
+      <w:pPr>
+        <w:spacing w:after="120"/>
+      </w:pPr>
+      <w:r>
+        <w:rPr>
+          <w:color w:val="666666"/>
+          <w:sz w:val="18"/>
+          <w:szCs w:val="18"/>
+        </w:rPr>
+        <w:t xml:space="preserve">Genuine niche defence-qualified supplier riding India's submarine-build cycle; P75I award (~FY27) is the next concrete catalyst to confirm the pipeline converts to CFF-specific orders.</w:t>
+      </w:r>
+    </w:p>
+    <w:p>
+      <w:pPr>
+        <w:spacing w:after="60" w:before="120"/>
+      </w:pPr>
+      <w:r>
+        <w:rPr>
+          <w:b/>
+          <w:bCs/>
+          <w:sz w:val="20"/>
+          <w:szCs w:val="20"/>
+        </w:rPr>
+        <w:t xml:space="preserve">Earnings quality: </w:t>
+      </w:r>
+      <w:r>
+        <w:rPr>
+          <w:sz w:val="20"/>
+          <w:szCs w:val="20"/>
+        </w:rPr>
+        <w:t xml:space="preserve">margin driver mixed</w:t>
+      </w:r>
+      <w:r>
+        <w:rPr>
+          <w:b/>
+          <w:bCs/>
+          <w:color w:val="A32020"/>
+          <w:sz w:val="20"/>
+          <w:szCs w:val="20"/>
+        </w:rPr>
+        <w:t xml:space="preserve">  — PEAK-MARGIN RISK: do not capitalise current margins</w:t>
+      </w:r>
+    </w:p>
+    <w:p>
+      <w:pPr>
+        <w:spacing w:after="120"/>
+      </w:pPr>
+      <w:r>
+        <w:rPr>
+          <w:color w:val="666666"/>
+          <w:sz w:val="18"/>
+          <w:szCs w:val="18"/>
+        </w:rPr>
+        <w:t xml:space="preserve">Drivers: operating leverage on a fixed Khopoli base as revenue scaled (op margin to ~28%); favourable mix toward higher-value sonar / systems work; defence-programme pricing on qualified single/limited-source supply.</w:t>
+      </w:r>
+    </w:p>
+    <w:p>
+      <w:pPr>
+        <w:spacing w:after="120"/>
+      </w:pPr>
+      <w:r>
+        <w:rPr>
+          <w:color w:val="666666"/>
+          <w:sz w:val="18"/>
+          <w:szCs w:val="18"/>
+        </w:rPr>
+        <w:t xml:space="preserve">FY26 operating margin ~28% and PAT margin ~18.8% are elevated for a shipboard-equipment fabricator; part is genuine operating leverage and mix, but defence-project margins can compress on competitive P75I sub-contracting and input costs. A through-cycle PAT margin closer to 14-16% is a safer base.</w:t>
+      </w:r>
+    </w:p>
+    <w:p>
+      <w:pPr>
+        <w:spacing w:after="60" w:before="120"/>
+      </w:pPr>
+      <w:r>
+        <w:rPr>
+          <w:b/>
+          <w:bCs/>
+          <w:sz w:val="20"/>
+          <w:szCs w:val="20"/>
+        </w:rPr>
+        <w:t xml:space="preserve">Growth trajectory: </w:t>
+      </w:r>
+      <w:r>
+        <w:rPr>
+          <w:b w:val="false"/>
+          <w:bCs w:val="false"/>
+          <w:sz w:val="20"/>
+          <w:szCs w:val="20"/>
+        </w:rPr>
+        <w:t xml:space="preserve">YoY growth rate is accelerating</w:t>
+      </w:r>
+    </w:p>
+    <w:p>
+      <w:pPr>
+        <w:spacing w:after="120"/>
+      </w:pPr>
+      <w:r>
+        <w:rPr>
+          <w:color w:val="666666"/>
+          <w:sz w:val="18"/>
+          <w:szCs w:val="18"/>
+        </w:rPr>
+        <w:t xml:space="preserve">Annual revenue growth: FY24 base, FY25 +36%, FY26 +43%; H1 FY26 +30% YoY. PAT growth FY25 +41%, FY26 +64%. Order book 2.6x revenue supports continued high-30s%+ growth into FY27.</w:t>
+      </w:r>
+    </w:p>
+    <w:p>
+      <w:pPr>
+        <w:spacing w:after="120"/>
+      </w:pPr>
+      <w:r>
+        <w:rPr>
+          <w:color w:val="666666"/>
+          <w:sz w:val="18"/>
+          <w:szCs w:val="18"/>
+        </w:rPr>
+        <w:t xml:space="preserve">Reverse P/E: ~53x trailing needs mid-to-high-30s% EPS CAGR FY26-28; the visible order book covers FY27, FY28 depends on P75I - the multiple is betting the runway extends.</w:t>
+      </w:r>
+    </w:p>
+    <w:p>
+      <w:pPr>
+        <w:spacing w:after="120"/>
+      </w:pPr>
+      <w:r>
+        <w:rPr>
+          <w:b/>
+          <w:bCs/>
+          <w:sz w:val="20"/>
+          <w:szCs w:val="20"/>
+        </w:rPr>
+        <w:t xml:space="preserve">Management quality (TVGP's "P"):</w:t>
+      </w:r>
+    </w:p>
+    <w:tbl>
+      <w:tblPr>
+        <w:tblW w:type="dxa" w:w="9000"/>
+        <w:tblBorders>
+          <w:top w:val="single" w:color="auto" w:sz="4"/>
+          <w:left w:val="single" w:color="auto" w:sz="4"/>
+          <w:bottom w:val="single" w:color="auto" w:sz="4"/>
+          <w:right w:val="single" w:color="auto" w:sz="4"/>
+          <w:insideH w:val="single" w:color="auto" w:sz="4"/>
+          <w:insideV w:val="single" w:color="auto" w:sz="4"/>
+        </w:tblBorders>
+      </w:tblPr>
+      <w:tblGrid>
+        <w:gridCol w:w="3200"/>
+        <w:gridCol w:w="5800"/>
+      </w:tblGrid>
+      <w:tr>
+        <w:tc>
+          <w:tcPr>
+            <w:tcW w:type="dxa" w:w="3200"/>
+            <w:shd w:fill="F2F2F2" w:val="clear"/>
+          </w:tcPr>
+          <w:p>
+            <w:r>
+              <w:rPr>
+                <w:b/>
+                <w:bCs/>
+              </w:rPr>
+              <w:t xml:space="preserve">Assessment</w:t>
+            </w:r>
+          </w:p>
+        </w:tc>
+        <w:tc>
+          <w:tcPr>
+            <w:tcW w:type="dxa" w:w="5800"/>
+          </w:tcPr>
+          <w:p>
+            <w:r>
+              <w:t xml:space="preserve">neutral</w:t>
+            </w:r>
+          </w:p>
+        </w:tc>
+      </w:tr>
+      <w:tr>
+        <w:tc>
+          <w:tcPr>
+            <w:tcW w:type="dxa" w:w="3200"/>
+            <w:shd w:fill="F2F2F2" w:val="clear"/>
+          </w:tcPr>
+          <w:p>
+            <w:r>
+              <w:rPr>
+                <w:b/>
+                <w:bCs/>
+              </w:rPr>
+              <w:t xml:space="preserve">Capital allocation</w:t>
+            </w:r>
+          </w:p>
+        </w:tc>
+        <w:tc>
+          <w:tcPr>
+            <w:tcW w:type="dxa" w:w="5800"/>
+          </w:tcPr>
+          <w:p>
+            <w:r>
+              <w:t xml:space="preserve">Reinvested into Khopoli capacity and working capital at high incremental ROCE (~23%); raised equity twice (IPO, FPO) rather than debt - conservative but dilutive (promoter down ~5pp). No unrelated diversification. Small dividend initiated FY26. (neutral)</w:t>
+            </w:r>
+          </w:p>
+        </w:tc>
+      </w:tr>
+      <w:tr>
+        <w:tc>
+          <w:tcPr>
+            <w:tcW w:type="dxa" w:w="3200"/>
+            <w:shd w:fill="F2F2F2" w:val="clear"/>
+          </w:tcPr>
+          <w:p>
+            <w:r>
+              <w:rPr>
+                <w:b/>
+                <w:bCs/>
+              </w:rPr>
+              <w:t xml:space="preserve">Related-party trend</w:t>
+            </w:r>
+          </w:p>
+        </w:tc>
+        <w:tc>
+          <w:tcPr>
+            <w:tcW w:type="dxa" w:w="5800"/>
+          </w:tcPr>
+          <w:p>
+            <w:r>
+              <w:t xml:space="preserve">unclear</w:t>
+            </w:r>
+          </w:p>
+        </w:tc>
+      </w:tr>
+      <w:tr>
+        <w:tc>
+          <w:tcPr>
+            <w:tcW w:type="dxa" w:w="3200"/>
+            <w:shd w:fill="F2F2F2" w:val="clear"/>
+          </w:tcPr>
+          <w:p>
+            <w:r>
+              <w:rPr>
+                <w:b/>
+                <w:bCs/>
+              </w:rPr>
+              <w:t xml:space="preserve">Guidance credibility</w:t>
+            </w:r>
+          </w:p>
+        </w:tc>
+        <w:tc>
+          <w:tcPr>
+            <w:tcW w:type="dxa" w:w="5800"/>
+          </w:tcPr>
+          <w:p>
+            <w:r>
+              <w:t xml:space="preserve">no-track-record</w:t>
+            </w:r>
+          </w:p>
+        </w:tc>
+      </w:tr>
+      <w:tr>
+        <w:tc>
+          <w:tcPr>
+            <w:tcW w:type="dxa" w:w="3200"/>
+            <w:shd w:fill="F2F2F2" w:val="clear"/>
+          </w:tcPr>
+          <w:p>
+            <w:r>
+              <w:rPr>
+                <w:b/>
+                <w:bCs/>
+              </w:rPr>
+              <w:t xml:space="preserve">Shareholder returns</w:t>
+            </w:r>
+          </w:p>
+        </w:tc>
+        <w:tc>
+          <w:tcPr>
+            <w:tcW w:type="dxa" w:w="5800"/>
+          </w:tcPr>
+          <w:p>
+            <w:r>
+              <w:t xml:space="preserve">initiated</w:t>
+            </w:r>
+          </w:p>
+        </w:tc>
+      </w:tr>
+      <w:tr>
+        <w:tc>
+          <w:tcPr>
+            <w:tcW w:type="dxa" w:w="3200"/>
+            <w:shd w:fill="F2F2F2" w:val="clear"/>
+          </w:tcPr>
+          <w:p>
+            <w:r>
+              <w:rPr>
+                <w:b/>
+                <w:bCs/>
+              </w:rPr>
+              <w:t xml:space="preserve">Capability ladder / VAP</w:t>
+            </w:r>
+          </w:p>
+        </w:tc>
+        <w:tc>
+          <w:tcPr>
+            <w:tcW w:type="dxa" w:w="5800"/>
+          </w:tcPr>
+          <w:p>
+            <w:r>
+              <w:t xml:space="preserve">Moving from fluid-control components toward sonar systems / integrated platform-management scope on newer programmes</w:t>
+            </w:r>
+          </w:p>
+        </w:tc>
+      </w:tr>
+    </w:tbl>
+    <w:p>
+      <w:pPr>
+        <w:spacing w:after="120"/>
+      </w:pPr>
+      <w:r>
+        <w:rPr>
+          <w:b/>
+          <w:bCs/>
+          <w:sz w:val="20"/>
+          <w:szCs w:val="20"/>
+        </w:rPr>
+        <w:t xml:space="preserve">Quality metrics (ROCE · debt · FCF · margin · capex):</w:t>
+      </w:r>
+    </w:p>
+    <w:tbl>
+      <w:tblPr>
+        <w:tblW w:type="dxa" w:w="9000"/>
+        <w:tblBorders>
+          <w:top w:val="single" w:color="auto" w:sz="4"/>
+          <w:left w:val="single" w:color="auto" w:sz="4"/>
+          <w:bottom w:val="single" w:color="auto" w:sz="4"/>
+          <w:right w:val="single" w:color="auto" w:sz="4"/>
+          <w:insideH w:val="single" w:color="auto" w:sz="4"/>
+          <w:insideV w:val="single" w:color="auto" w:sz="4"/>
+        </w:tblBorders>
+      </w:tblPr>
+      <w:tblGrid>
+        <w:gridCol w:w="3200"/>
+        <w:gridCol w:w="5800"/>
+      </w:tblGrid>
+      <w:tr>
+        <w:tc>
+          <w:tcPr>
+            <w:tcW w:type="dxa" w:w="3200"/>
+            <w:shd w:fill="F2F2F2" w:val="clear"/>
+          </w:tcPr>
+          <w:p>
+            <w:r>
+              <w:rPr>
+                <w:b/>
+                <w:bCs/>
+              </w:rPr>
+              <w:t xml:space="preserve">Assessment</w:t>
+            </w:r>
+          </w:p>
+        </w:tc>
+        <w:tc>
+          <w:tcPr>
+            <w:tcW w:type="dxa" w:w="5800"/>
+          </w:tcPr>
+          <w:p>
+            <w:r>
+              <w:t xml:space="preserve">neutral</w:t>
+            </w:r>
+          </w:p>
+        </w:tc>
+      </w:tr>
+      <w:tr>
+        <w:tc>
+          <w:tcPr>
+            <w:tcW w:type="dxa" w:w="3200"/>
+            <w:shd w:fill="F2F2F2" w:val="clear"/>
+          </w:tcPr>
+          <w:p>
+            <w:r>
+              <w:rPr>
+                <w:b/>
+                <w:bCs/>
+              </w:rPr>
+              <w:t xml:space="preserve">ROCE</w:t>
+            </w:r>
+          </w:p>
+        </w:tc>
+        <w:tc>
+          <w:tcPr>
+            <w:tcW w:type="dxa" w:w="5800"/>
+          </w:tcPr>
+          <w:p>
+            <w:r>
+              <w:t xml:space="preserve">23.5% (stable)</w:t>
+            </w:r>
+          </w:p>
+        </w:tc>
+      </w:tr>
+      <w:tr>
+        <w:tc>
+          <w:tcPr>
+            <w:tcW w:type="dxa" w:w="3200"/>
+            <w:shd w:fill="F2F2F2" w:val="clear"/>
+          </w:tcPr>
+          <w:p>
+            <w:r>
+              <w:rPr>
+                <w:b/>
+                <w:bCs/>
+              </w:rPr>
+              <w:t xml:space="preserve">Leverage</w:t>
+            </w:r>
+          </w:p>
+        </w:tc>
+        <w:tc>
+          <w:tcPr>
+            <w:tcW w:type="dxa" w:w="5800"/>
+          </w:tcPr>
+          <w:p>
+            <w:r>
+              <w:t xml:space="preserve">Net debt/EBITDA 0x</w:t>
+            </w:r>
+          </w:p>
+        </w:tc>
+      </w:tr>
+      <w:tr>
+        <w:tc>
+          <w:tcPr>
+            <w:tcW w:type="dxa" w:w="3200"/>
+            <w:shd w:fill="F2F2F2" w:val="clear"/>
+          </w:tcPr>
+          <w:p>
+            <w:r>
+              <w:rPr>
+                <w:b/>
+                <w:bCs/>
+              </w:rPr>
+              <w:t xml:space="preserve">FCF conversion</w:t>
+            </w:r>
+          </w:p>
+        </w:tc>
+        <w:tc>
+          <w:tcPr>
+            <w:tcW w:type="dxa" w:w="5800"/>
+          </w:tcPr>
+          <w:p>
+            <w:r>
+              <w:t xml:space="preserve">-35%</w:t>
+            </w:r>
+          </w:p>
+        </w:tc>
+      </w:tr>
+      <w:tr>
+        <w:tc>
+          <w:tcPr>
+            <w:tcW w:type="dxa" w:w="3200"/>
+            <w:shd w:fill="F2F2F2" w:val="clear"/>
+          </w:tcPr>
+          <w:p>
+            <w:r>
+              <w:rPr>
+                <w:b/>
+                <w:bCs/>
+              </w:rPr>
+              <w:t xml:space="preserve">Margin trend</w:t>
+            </w:r>
+          </w:p>
+        </w:tc>
+        <w:tc>
+          <w:tcPr>
+            <w:tcW w:type="dxa" w:w="5800"/>
+          </w:tcPr>
+          <w:p>
+            <w:r>
+              <w:t xml:space="preserve">expanding</w:t>
+            </w:r>
+          </w:p>
+        </w:tc>
+      </w:tr>
+      <w:tr>
+        <w:tc>
+          <w:tcPr>
+            <w:tcW w:type="dxa" w:w="3200"/>
+            <w:shd w:fill="F2F2F2" w:val="clear"/>
+          </w:tcPr>
+          <w:p>
+            <w:r>
+              <w:rPr>
+                <w:b/>
+                <w:bCs/>
+              </w:rPr>
+              <w:t xml:space="preserve">Capex efficiency</w:t>
+            </w:r>
+          </w:p>
+        </w:tc>
+        <w:tc>
+          <w:tcPr>
+            <w:tcW w:type="dxa" w:w="5800"/>
+          </w:tcPr>
+          <w:p>
+            <w:r>
+              <w:t xml:space="preserve">productive</w:t>
+            </w:r>
+          </w:p>
+        </w:tc>
+      </w:tr>
+    </w:tbl>
+    <w:p>
+      <w:pPr>
+        <w:spacing w:after="60" w:before="120"/>
+      </w:pPr>
+      <w:r>
+        <w:rPr>
+          <w:b/>
+          <w:bCs/>
+          <w:sz w:val="20"/>
+          <w:szCs w:val="20"/>
+        </w:rPr>
+        <w:t xml:space="preserve">Track record (Coffee Can persistence check): </w:t>
+      </w:r>
+      <w:r>
+        <w:rPr>
+          <w:sz w:val="20"/>
+          <w:szCs w:val="20"/>
+        </w:rPr>
+        <w:t xml:space="preserve">cleared revenue growth ≥10% AND ROCE ≥15% in 3 of the last 3 years (consistency_score 100)</w:t>
+      </w:r>
+    </w:p>
+    <w:p>
+      <w:pPr>
+        <w:spacing w:after="120"/>
+      </w:pPr>
+      <w:r>
+        <w:rPr>
+          <w:color w:val="666666"/>
+          <w:sz w:val="18"/>
+          <w:szCs w:val="18"/>
+        </w:rPr>
+        <w:t xml:space="preserve">FY24-FY26 all cleared both tests: revenue growth &gt;=10% (FY25 +36%, FY26 +43%; FY24 also grew off IPO year) and ROCE &gt;=15% (FY24-26 ROCE in the ~20-24% range). Only 3 years of listed filings (SME since Jun-2023), so history is short.</w:t>
       </w:r>
     </w:p>
     <w:p>
@@ -533,6 +2657,23 @@
         <w:spacing w:after="120" w:before="280"/>
       </w:pPr>
       <w:r>
+        <w:t xml:space="preserve">Technical Read (Weekly / Monthly MACD + Bollinger Bands, or RSI/CCI/Williams %R proxy)</w:t>
+      </w:r>
+    </w:p>
+    <w:p>
+      <w:pPr>
+        <w:spacing w:after="120"/>
+      </w:pPr>
+      <w:r>
+        <w:t xml:space="preserve">Not pulled (not escalated - decent Tier-A candidate but valuation already rich; WebSearch fundamentals sufficed for the four-box read).</w:t>
+      </w:r>
+    </w:p>
+    <w:p>
+      <w:pPr>
+        <w:pStyle w:val="Heading1"/>
+        <w:spacing w:after="120" w:before="280"/>
+      </w:pPr>
+      <w:r>
         <w:t xml:space="preserve">ValuePickr Community Signal</w:t>
       </w:r>
     </w:p>
@@ -541,7 +2682,7 @@
         <w:spacing w:after="120"/>
       </w:pPr>
       <w:r>
-        <w:t xml:space="preserve">Active, informed thread (73 posts, 41 in stream fetched incl. recent). Community closely tracks order flow (P75/P75I, Cochin Shipyard, GRSE orders), CFO's open-market buying (tracked post-by-post since Dec 2025), and the FY26 annual report orderbook disclosure (Jul 2026, 13 likes - most-liked post). Some skepticism on management opacity (no proactive investor communication; "management just don't reply" - Shail1234) and richness of valuation (Ritik_Jain, 2024: "buying good companies at a premium valuation makes it a bad investment").</w:t>
+        <w:t xml:space="preserve">Active, informed thread (73+ posts). Community closely tracks order flow (P75/P75I, Cochin Shipyard, GRSE orders), CFO's open-market buying (tracked post-by-post since Dec 2025), the FY26 annual-report orderbook disclosure, and now the mainboard migration. Some skepticism on management opacity (no proactive investor communication; "management just don't reply") and richness of valuation.</w:t>
       </w:r>
     </w:p>
     <w:p>
@@ -562,7 +2703,7 @@
           <w:sz w:val="20"/>
           <w:szCs w:val="20"/>
         </w:rPr>
-        <w:t xml:space="preserve">sivaprakashh (trusted) posted the most detailed FY26 orderbook breakdown (13 likes) - informational, not a directional call. Shail1234 (untracked but repeat poster) chronicled CFO insider buying in real time across 5+ posts. No trusted-user directional 10x call found; sentiment is watchful-bullish on order flow, cautious on valuation and management communication.</w:t>
+        <w:t xml:space="preserve">sivaprakashh (trusted) posted the most detailed FY26 orderbook breakdown - informational, not a directional call. Shail1234 (untracked repeat poster) chronicled CFO insider buying in real time. No trusted-user directional 10x call; sentiment is watchful-bullish on order flow, cautious on valuation and management communication.</w:t>
       </w:r>
     </w:p>
     <w:p>
@@ -579,7 +2720,7 @@
         <w:spacing w:after="120"/>
       </w:pPr>
       <w:r>
-        <w:t xml:space="preserve">No SEBI or fraud action found. A 2024 forum post flagged a promoter-background media article (unrelated to any current regulatory action). CFO has disclosed open-market share purchases since Dec 2025.</w:t>
+        <w:t xml:space="preserve">No SEBI or fraud action found. A 2024 forum post flagged a promoter-background media article (unrelated to any current regulatory action). CFO has disclosed open-market share purchases since Dec 2025. Mainboard migration approved 7-Aug-2026 AGM; small dividend declared. FPO closed Jul-2026 (~Rs 88 Cr at Rs 585).</w:t>
       </w:r>
     </w:p>
     <w:p>
@@ -601,20 +2742,20 @@
         <w:spacing w:after="60"/>
       </w:pPr>
       <w:r>
-        <w:t xml:space="preserve">Live inflection, not a hoped-for one: FY26 revenue +43%, PAT +64%, margin expansion to 18.8%</w:t>
-      </w:r>
-    </w:p>
-    <w:p>
-      <w:pPr>
-        <w:pStyle w:val="ListParagraph"/>
-        <w:numPr>
-          <w:ilvl w:val="0"/>
-          <w:numId w:val="1"/>
-        </w:numPr>
-        <w:spacing w:after="60"/>
-      </w:pPr>
-      <w:r>
-        <w:t xml:space="preserve">551 Cr order book (2.6x FY26 revenue) with clear delivery visibility to FY27 across multiple naval programmes</w:t>
+        <w:t xml:space="preserve">Live inflection, not a hoped-for one: FY26 revenue +43%, PAT +64%, margin expansion; FY24-&gt;FY26 revenue nearly doubled</w:t>
+      </w:r>
+    </w:p>
+    <w:p>
+      <w:pPr>
+        <w:pStyle w:val="ListParagraph"/>
+        <w:numPr>
+          <w:ilvl w:val="0"/>
+          <w:numId w:val="1"/>
+        </w:numPr>
+        <w:spacing w:after="60"/>
+      </w:pPr>
+      <w:r>
+        <w:t xml:space="preserve">Rs 551 Cr order book (2.6x FY26 revenue, &gt;90% defence PSUs) with delivery visibility to FY27 across multiple naval programmes</w:t>
       </w:r>
     </w:p>
     <w:p>
@@ -640,20 +2781,20 @@
         <w:spacing w:after="60"/>
       </w:pPr>
       <w:r>
-        <w:t xml:space="preserve">CFO has bought steadily in the open market for 9+ months - real insider skin in the game</w:t>
-      </w:r>
-    </w:p>
-    <w:p>
-      <w:pPr>
-        <w:pStyle w:val="ListParagraph"/>
-        <w:numPr>
-          <w:ilvl w:val="0"/>
-          <w:numId w:val="1"/>
-        </w:numPr>
-        <w:spacing w:after="60"/>
-      </w:pPr>
-      <w:r>
-        <w:t xml:space="preserve">Debt-free; SME-to-mainboard migration approved (liquidity/visibility catalyst)</w:t>
+        <w:t xml:space="preserve">CFO has bought steadily in the open market since Dec 2025 - real insider skin in the game</w:t>
+      </w:r>
+    </w:p>
+    <w:p>
+      <w:pPr>
+        <w:pStyle w:val="ListParagraph"/>
+        <w:numPr>
+          <w:ilvl w:val="0"/>
+          <w:numId w:val="1"/>
+        </w:numPr>
+        <w:spacing w:after="60"/>
+      </w:pPr>
+      <w:r>
+        <w:t xml:space="preserve">Near debt-free; mainboard migration approved (liquidity/visibility catalyst); FPO cash for execution</w:t>
       </w:r>
     </w:p>
     <w:p>
@@ -675,59 +2816,59 @@
         <w:spacing w:after="60"/>
       </w:pPr>
       <w:r>
-        <w:t xml:space="preserve">Already ~54x trailing PAT - much of the near-term growth looks priced in</w:t>
-      </w:r>
-    </w:p>
-    <w:p>
-      <w:pPr>
-        <w:pStyle w:val="ListParagraph"/>
-        <w:numPr>
-          <w:ilvl w:val="0"/>
-          <w:numId w:val="1"/>
-        </w:numPr>
-        <w:spacing w:after="60"/>
-      </w:pPr>
-      <w:r>
-        <w:t xml:space="preserve">FY26 OCF sharply negative (-Rs 260 Cr) on rising advances/current assets - a real working-capital risk if it doesn't reverse</w:t>
-      </w:r>
-    </w:p>
-    <w:p>
-      <w:pPr>
-        <w:pStyle w:val="ListParagraph"/>
-        <w:numPr>
-          <w:ilvl w:val="0"/>
-          <w:numId w:val="1"/>
-        </w:numPr>
-        <w:spacing w:after="60"/>
-      </w:pPr>
-      <w:r>
-        <w:t xml:space="preserve">Management does not proactively communicate (no con-calls, doesn't respond to forum queries per multiple posts) - low information flow for a story this dependent on order timing</w:t>
-      </w:r>
-    </w:p>
-    <w:p>
-      <w:pPr>
-        <w:pStyle w:val="ListParagraph"/>
-        <w:numPr>
-          <w:ilvl w:val="0"/>
-          <w:numId w:val="1"/>
-        </w:numPr>
-        <w:spacing w:after="60"/>
-      </w:pPr>
-      <w:r>
-        <w:t xml:space="preserve">P75I award timing itself is not yet finalised (expected FY27 per posts) - single-programme dependency risk</w:t>
-      </w:r>
-    </w:p>
-    <w:p>
-      <w:pPr>
-        <w:pStyle w:val="ListParagraph"/>
-        <w:numPr>
-          <w:ilvl w:val="0"/>
-          <w:numId w:val="1"/>
-        </w:numPr>
-        <w:spacing w:after="60"/>
-      </w:pPr>
-      <w:r>
-        <w:t xml:space="preserve">Small-cap/SME liquidity and defence-sector order lumpiness</w:t>
+        <w:t xml:space="preserve">~53x trailing PAT and ~7.8x book - much of the near-term growth looks priced in</w:t>
+      </w:r>
+    </w:p>
+    <w:p>
+      <w:pPr>
+        <w:pStyle w:val="ListParagraph"/>
+        <w:numPr>
+          <w:ilvl w:val="0"/>
+          <w:numId w:val="1"/>
+        </w:numPr>
+        <w:spacing w:after="60"/>
+      </w:pPr>
+      <w:r>
+        <w:t xml:space="preserve">Operating cash flow negative every year (FY24 -27, FY25 -3, FY26 -26 Rs Cr) on advances/receivables - structural to milestone billing but a persistent drag; needs to inflect as deliveries complete</w:t>
+      </w:r>
+    </w:p>
+    <w:p>
+      <w:pPr>
+        <w:pStyle w:val="ListParagraph"/>
+        <w:numPr>
+          <w:ilvl w:val="0"/>
+          <w:numId w:val="1"/>
+        </w:numPr>
+        <w:spacing w:after="60"/>
+      </w:pPr>
+      <w:r>
+        <w:t xml:space="preserve">Management does not proactively communicate (no con-calls, doesn't respond to forum queries) - low information flow for an order-timing-dependent story; SME half-yearly reporting only</w:t>
+      </w:r>
+    </w:p>
+    <w:p>
+      <w:pPr>
+        <w:pStyle w:val="ListParagraph"/>
+        <w:numPr>
+          <w:ilvl w:val="0"/>
+          <w:numId w:val="1"/>
+        </w:numPr>
+        <w:spacing w:after="60"/>
+      </w:pPr>
+      <w:r>
+        <w:t xml:space="preserve">P75I award timing itself is not finalised (expected ~FY27) - concentrated programme dependency</w:t>
+      </w:r>
+    </w:p>
+    <w:p>
+      <w:pPr>
+        <w:pStyle w:val="ListParagraph"/>
+        <w:numPr>
+          <w:ilvl w:val="0"/>
+          <w:numId w:val="1"/>
+        </w:numPr>
+        <w:spacing w:after="60"/>
+      </w:pPr>
+      <w:r>
+        <w:t xml:space="preserve">Small-cap / recently-SME liquidity and defence-sector order lumpiness; promoter stake down ~5pp over 3y on IPO/FPO dilution</w:t>
       </w:r>
     </w:p>
     <w:p>
@@ -748,7 +2889,7 @@
           <w:b/>
           <w:bCs/>
         </w:rPr>
-        <w:t xml:space="preserve">Small-cap (~Rs 2,129 Cr)</w:t>
+        <w:t xml:space="preserve">Small-cap (~Rs 2,080 Cr)</w:t>
       </w:r>
     </w:p>
     <w:p>
@@ -799,7 +2940,7 @@
           <w:sz w:val="20"/>
           <w:szCs w:val="20"/>
         </w:rPr>
-        <w:t xml:space="preserve">Live 43%/64% growth + P75I pipeline is a real tailwind; niche/program-dependent revenue caps tam and moat at weak; ~54x trailing PAT is rich -&gt; valuation no</w:t>
+        <w:t xml:space="preserve">Live 43%/64% growth + P75/P75I submarine-build pipeline is a real tailwind; niche, programme-dependent revenue base and single facility cap tam and moat at weak; ~53x trailing PAT / ~7.8x book -&gt; valuation no. Score 2.0 -&gt; 10x label only via the un-ignorable-growth carve-out, conviction capped at Medium (unconfirmed).</w:t>
       </w:r>
     </w:p>
     <w:p>
@@ -822,72 +2963,72 @@
           <w:sz w:val="24"/>
           <w:szCs w:val="24"/>
         </w:rPr>
-        <w:t xml:space="preserve">Genuine live inflection (43%/64% growth, 551 Cr order book, steady CFO buying) in a real P75I-adjacent defence niche, but four-box score sits at 2.0 on rich valuation - label allowed only via the growth-exception carve-out, capped at Medium with an unconfirmed caveat pending the OCF reversal and P75I award.</w:t>
-      </w:r>
-    </w:p>
-    <w:p>
-      <w:pPr>
-        <w:pStyle w:val="ListParagraph"/>
-        <w:numPr>
-          <w:ilvl w:val="0"/>
-          <w:numId w:val="1"/>
-        </w:numPr>
-        <w:spacing w:after="60"/>
-      </w:pPr>
-      <w:r>
-        <w:t xml:space="preserve">four_box: tailwind yes (India naval indigenisation + P75I multi-year pipeline), tam weak (niche program-dependent revenue base, though orderbook gives real headroom), moat weak (real defence-qualification barrier to entry but concentrated on a handful of programmes/partners), valuation no (~54x trailing PAT is rich for an SME) -&gt; score 2.0</w:t>
-      </w:r>
-    </w:p>
-    <w:p>
-      <w:pPr>
-        <w:pStyle w:val="ListParagraph"/>
-        <w:numPr>
-          <w:ilvl w:val="0"/>
-          <w:numId w:val="1"/>
-        </w:numPr>
-        <w:spacing w:after="60"/>
-      </w:pPr>
-      <w:r>
-        <w:t xml:space="preserve">Score 2.0-2.5 band normally forces 'neither' unless an exception is written: growth here is genuinely un-ignorable (43%/64% YoY, live not projected) -&gt; exception invoked, thesis_fit '10x-in-2-3-years' allowed but conviction capped at Medium with an unconfirmed caveat per the decision table</w:t>
-      </w:r>
-    </w:p>
-    <w:p>
-      <w:pPr>
-        <w:pStyle w:val="ListParagraph"/>
-        <w:numPr>
-          <w:ilvl w:val="0"/>
-          <w:numId w:val="1"/>
-        </w:numPr>
-        <w:spacing w:after="60"/>
-      </w:pPr>
-      <w:r>
-        <w:t xml:space="preserve">No VP theme match beyond the general defence/aerospace priority-1 theme (missiles/interceptors/precision parts) - CFF's naval-systems niche is adjacent but not a direct keyword hit; value_chain block added given the deep read made the defence supply-chain position clear</w:t>
-      </w:r>
-    </w:p>
-    <w:p>
-      <w:pPr>
-        <w:pStyle w:val="ListParagraph"/>
-        <w:numPr>
-          <w:ilvl w:val="0"/>
-          <w:numId w:val="1"/>
-        </w:numPr>
-        <w:spacing w:after="60"/>
-      </w:pPr>
-      <w:r>
-        <w:t xml:space="preserve">No red flag. Source is untrusted external-lead (X triage) - no conviction floor applies</w:t>
-      </w:r>
-    </w:p>
-    <w:p>
-      <w:pPr>
-        <w:pStyle w:val="ListParagraph"/>
-        <w:numPr>
-          <w:ilvl w:val="0"/>
-          <w:numId w:val="1"/>
-        </w:numPr>
-        <w:spacing w:after="60"/>
-      </w:pPr>
-      <w:r>
-        <w:t xml:space="preserve">Re-check trigger: FY26 OCF reversing toward positive as milestone billing catches up, and P75I award/CFF's role in it becoming concrete</w:t>
+        <w:t xml:space="preserve">Deep-dive pass 1: genuine live inflection (43%/64% growth, Rs 551 Cr order book, mainboard migration approved, steady CFO buying) in a real P75I-adjacent defence niche; four-box stays 2.0 on rich valuation - label held only via the growth-exception carve-out, conviction Medium with an unconfirmed caveat pending the OCF inflection and P75I award. The prior read's -Rs 260 Cr OCF figure was an error (actual FY26 -Rs 26 Cr).</w:t>
+      </w:r>
+    </w:p>
+    <w:p>
+      <w:pPr>
+        <w:pStyle w:val="ListParagraph"/>
+        <w:numPr>
+          <w:ilvl w:val="0"/>
+          <w:numId w:val="1"/>
+        </w:numPr>
+        <w:spacing w:after="60"/>
+      </w:pPr>
+      <w:r>
+        <w:t xml:space="preserve">four_box: tailwind yes (India naval indigenisation + P75I multi-year pipeline), tam weak (niche programme-dependent revenue base, though the Rs 551 Cr book gives real near-term headroom), moat weak (genuine defence-qualification barrier but concentrated on a handful of programmes/partners and one facility), valuation no (~53x trailing PAT / ~7.8x book is rich for an SME) -&gt; score 2.0.</w:t>
+      </w:r>
+    </w:p>
+    <w:p>
+      <w:pPr>
+        <w:pStyle w:val="ListParagraph"/>
+        <w:numPr>
+          <w:ilvl w:val="0"/>
+          <w:numId w:val="1"/>
+        </w:numPr>
+        <w:spacing w:after="60"/>
+      </w:pPr>
+      <w:r>
+        <w:t xml:space="preserve">Score 2.0-2.5 band normally forces 'neither' unless an exception is written: growth here is genuinely un-ignorable (43%/64% YoY, live not projected; revenue nearly doubled FY24-&gt;FY26) -&gt; exception invoked, thesis_fit '10x-in-2-3-years' allowed but conviction capped at Medium with an unconfirmed caveat per the decision table.</w:t>
+      </w:r>
+    </w:p>
+    <w:p>
+      <w:pPr>
+        <w:pStyle w:val="ListParagraph"/>
+        <w:numPr>
+          <w:ilvl w:val="0"/>
+          <w:numId w:val="1"/>
+        </w:numPr>
+        <w:spacing w:after="60"/>
+      </w:pPr>
+      <w:r>
+        <w:t xml:space="preserve">Correction vs prior read: FY26 operating cash flow was -Rs 26 Cr (screener.in), not -Rs 260 Cr - the working-capital drag is real and chronic but modest, which slightly de-risks the bear case.</w:t>
+      </w:r>
+    </w:p>
+    <w:p>
+      <w:pPr>
+        <w:pStyle w:val="ListParagraph"/>
+        <w:numPr>
+          <w:ilvl w:val="0"/>
+          <w:numId w:val="1"/>
+        </w:numPr>
+        <w:spacing w:after="60"/>
+      </w:pPr>
+      <w:r>
+        <w:t xml:space="preserve">No red flag. Source is untrusted external-lead (X triage) - no conviction floor applies.</w:t>
+      </w:r>
+    </w:p>
+    <w:p>
+      <w:pPr>
+        <w:pStyle w:val="ListParagraph"/>
+        <w:numPr>
+          <w:ilvl w:val="0"/>
+          <w:numId w:val="1"/>
+        </w:numPr>
+        <w:spacing w:after="60"/>
+      </w:pPr>
+      <w:r>
+        <w:t xml:space="preserve">Re-check trigger: operating cash flow turning positive as milestone billing catches up, and the P75I award / CFF's specific role in it becoming concrete.</w:t>
       </w:r>
     </w:p>
     <w:p>

--- a/projects/valuepickr-open-screen/docs/CFF Fluid Control.docx
+++ b/projects/valuepickr-open-screen/docs/CFF Fluid Control.docx
@@ -3047,6 +3047,187 @@
           <w:szCs w:val="18"/>
         </w:rPr>
         <w:t xml:space="preserve">This is independent research and analysis for informational purposes only, not personalized financial or investment advice. Past multi-bagger performance and forum/social sentiment are not indicators of future returns. Do your own due diligence before investing.</w:t>
+      </w:r>
+    </w:p>
+    <w:p/>
+    <w:p>
+      <w:r>
+        <w:rPr>
+          <w:b/>
+          <w:sz w:val="28"/>
+        </w:rPr>
+        <w:t>🔄 RESEARCH UPDATE - 2026-10-05</w:t>
+      </w:r>
+    </w:p>
+    <w:p>
+      <w:r>
+        <w:rPr>
+          <w:b/>
+        </w:rPr>
+        <w:t>📊 Key Metrics:</w:t>
+      </w:r>
+    </w:p>
+    <w:p>
+      <w:pPr>
+        <w:ind w:left="360"/>
+      </w:pPr>
+      <w:r>
+        <w:t xml:space="preserve">  • Company: CFF Fluid Control Ltd</w:t>
+      </w:r>
+    </w:p>
+    <w:p>
+      <w:pPr>
+        <w:ind w:left="360"/>
+      </w:pPr>
+      <w:r>
+        <w:t xml:space="preserve">  • Conviction: Not rated</w:t>
+      </w:r>
+    </w:p>
+    <w:p>
+      <w:pPr>
+        <w:ind w:left="360"/>
+      </w:pPr>
+      <w:r>
+        <w:t xml:space="preserve">  • Thesis: 10x-in-2-3-years</w:t>
+      </w:r>
+    </w:p>
+    <w:p>
+      <w:pPr>
+        <w:ind w:left="360"/>
+      </w:pPr>
+      <w:r>
+        <w:t xml:space="preserve">  • 4-Box Score: 2.0</w:t>
+      </w:r>
+    </w:p>
+    <w:p>
+      <w:pPr>
+        <w:ind w:left="360"/>
+      </w:pPr>
+      <w:r>
+        <w:t xml:space="preserve">  • Research Date: 2026-09-08</w:t>
+      </w:r>
+    </w:p>
+    <w:p>
+      <w:pPr>
+        <w:ind w:left="360"/>
+      </w:pPr>
+      <w:r>
+        <w:t xml:space="preserve">  • Red Flag: None</w:t>
+      </w:r>
+    </w:p>
+    <w:p/>
+    <w:p>
+      <w:r>
+        <w:rPr>
+          <w:b/>
+        </w:rPr>
+        <w:t>📝 Verdict:</w:t>
+      </w:r>
+    </w:p>
+    <w:p>
+      <w:pPr>
+        <w:ind w:left="360"/>
+      </w:pPr>
+      <w:r>
+        <w:t>Deep-dive pass 1: genuine live inflection (43%/64% growth, Rs 551 Cr order book, mainboard migration approved, steady CFO buying) in a real P75I-adjacent defence niche; four-box stays 2.0 on rich valuation - label held only via the growth-exception carve-out, conviction Medium with an unconfirmed caveat pending the OCF inflection and P75I award. The prior read's -Rs 260 Cr OCF figure was an error (actual FY26 -Rs 26 Cr).</w:t>
+      </w:r>
+    </w:p>
+    <w:p/>
+    <w:p>
+      <w:r>
+        <w:rPr>
+          <w:b/>
+        </w:rPr>
+        <w:t>📈 Bull Case:</w:t>
+      </w:r>
+    </w:p>
+    <w:p>
+      <w:pPr>
+        <w:ind w:left="360"/>
+      </w:pPr>
+      <w:r>
+        <w:t>Live inflection, not a hoped-for one: FY26 revenue +43%, PAT +64%, margin expansion; FY24-&gt;FY26 revenue nearly doubled</w:t>
+      </w:r>
+    </w:p>
+    <w:p>
+      <w:pPr>
+        <w:ind w:left="360"/>
+      </w:pPr>
+      <w:r>
+        <w:t>Rs 551 Cr order book (2.6x FY26 revenue, &gt;90% defence PSUs) with delivery visibility to FY27 across multiple naval programmes</w:t>
+      </w:r>
+    </w:p>
+    <w:p>
+      <w:pPr>
+        <w:ind w:left="360"/>
+      </w:pPr>
+      <w:r>
+        <w:t>P75I (~$8-10bn, 6 submarines) is a genuine multi-year pipeline; CFF already in the TKMS/Atlas Elektronik supply chain</w:t>
+      </w:r>
+    </w:p>
+    <w:p>
+      <w:pPr>
+        <w:ind w:left="360"/>
+      </w:pPr>
+      <w:r>
+        <w:t>CFO has bought steadily in the open market since Dec 2025 - real insider skin in the game</w:t>
+      </w:r>
+    </w:p>
+    <w:p>
+      <w:pPr>
+        <w:ind w:left="360"/>
+      </w:pPr>
+      <w:r>
+        <w:t>Near debt-free; mainboard migration approved (liquidity/visibility catalyst); FPO cash for execution</w:t>
+      </w:r>
+    </w:p>
+    <w:p/>
+    <w:p>
+      <w:r>
+        <w:rPr>
+          <w:b/>
+        </w:rPr>
+        <w:t>📉 Bear Case:</w:t>
+      </w:r>
+    </w:p>
+    <w:p>
+      <w:pPr>
+        <w:ind w:left="360"/>
+      </w:pPr>
+      <w:r>
+        <w:t>~53x trailing PAT and ~7.8x book - much of the near-term growth looks priced in</w:t>
+      </w:r>
+    </w:p>
+    <w:p>
+      <w:pPr>
+        <w:ind w:left="360"/>
+      </w:pPr>
+      <w:r>
+        <w:t>Operating cash flow negative every year (FY24 -27, FY25 -3, FY26 -26 Rs Cr) on advances/receivables - structural to milestone billing but a persistent drag; needs to inflect as deliveries complete</w:t>
+      </w:r>
+    </w:p>
+    <w:p>
+      <w:pPr>
+        <w:ind w:left="360"/>
+      </w:pPr>
+      <w:r>
+        <w:t>Management does not proactively communicate (no con-calls, doesn't respond to forum queries) - low information flow for an order-timing-dependent story; SME half-yearly reporting only</w:t>
+      </w:r>
+    </w:p>
+    <w:p>
+      <w:pPr>
+        <w:ind w:left="360"/>
+      </w:pPr>
+      <w:r>
+        <w:t>P75I award timing itself is not finalised (expected ~FY27) - concentrated programme dependency</w:t>
+      </w:r>
+    </w:p>
+    <w:p>
+      <w:pPr>
+        <w:ind w:left="360"/>
+      </w:pPr>
+      <w:r>
+        <w:t>Small-cap / recently-SME liquidity and defence-sector order lumpiness; promoter stake down ~5pp over 3y on IPO/FPO dilution</w:t>
       </w:r>
     </w:p>
     <w:sectPr>
